--- a/storage/app/templates/rekap_nilai_kolokium_2.docx
+++ b/storage/app/templates/rekap_nilai_kolokium_2.docx
@@ -1067,17 +1067,8 @@
           <w:rFonts w:ascii="Times New Roman" w:eastAsia="Times New Roman" w:hAnsi="Times New Roman"/>
           <w:lang w:val="en-US"/>
         </w:rPr>
-        <w:t xml:space="preserve">Nama </w:t>
-      </w:r>
-      <w:proofErr w:type="spellStart"/>
-      <w:r>
-        <w:rPr>
-          <w:rFonts w:ascii="Times New Roman" w:eastAsia="Times New Roman" w:hAnsi="Times New Roman"/>
-          <w:lang w:val="en-US"/>
-        </w:rPr>
-        <w:t>Mahasiswa</w:t>
-      </w:r>
-      <w:proofErr w:type="spellEnd"/>
+        <w:t>Nama Mahasiswa</w:t>
+      </w:r>
       <w:r>
         <w:rPr>
           <w:rFonts w:ascii="Times New Roman" w:eastAsia="Times New Roman" w:hAnsi="Times New Roman"/>
@@ -1165,17 +1156,8 @@
           <w:rFonts w:ascii="Times New Roman" w:eastAsia="Times New Roman" w:hAnsi="Times New Roman"/>
           <w:lang w:val="en-US"/>
         </w:rPr>
-        <w:t>Hari/</w:t>
-      </w:r>
-      <w:proofErr w:type="spellStart"/>
-      <w:r>
-        <w:rPr>
-          <w:rFonts w:ascii="Times New Roman" w:eastAsia="Times New Roman" w:hAnsi="Times New Roman"/>
-          <w:lang w:val="en-US"/>
-        </w:rPr>
-        <w:t>Tanggal</w:t>
-      </w:r>
-      <w:proofErr w:type="spellEnd"/>
+        <w:t>Hari/Tanggal</w:t>
+      </w:r>
       <w:r>
         <w:rPr>
           <w:rFonts w:ascii="Times New Roman" w:eastAsia="Times New Roman" w:hAnsi="Times New Roman"/>
@@ -1196,23 +1178,7 @@
           <w:rFonts w:ascii="Times New Roman" w:eastAsia="Times New Roman" w:hAnsi="Times New Roman"/>
           <w:lang w:val="en-US"/>
         </w:rPr>
-        <w:t>${</w:t>
-      </w:r>
-      <w:proofErr w:type="spellStart"/>
-      <w:r>
-        <w:rPr>
-          <w:rFonts w:ascii="Times New Roman" w:eastAsia="Times New Roman" w:hAnsi="Times New Roman"/>
-          <w:lang w:val="en-US"/>
-        </w:rPr>
-        <w:t>hari_tanggal</w:t>
-      </w:r>
-      <w:proofErr w:type="spellEnd"/>
-      <w:r>
-        <w:rPr>
-          <w:rFonts w:ascii="Times New Roman" w:eastAsia="Times New Roman" w:hAnsi="Times New Roman"/>
-          <w:lang w:val="en-US"/>
-        </w:rPr>
-        <w:t>}</w:t>
+        <w:t>${hari_tanggal}</w:t>
       </w:r>
     </w:p>
     <w:p>
@@ -1235,17 +1201,8 @@
           <w:rFonts w:ascii="Times New Roman" w:eastAsia="Times New Roman" w:hAnsi="Times New Roman"/>
           <w:lang w:val="en-US"/>
         </w:rPr>
-        <w:t>Waktu/</w:t>
-      </w:r>
-      <w:proofErr w:type="spellStart"/>
-      <w:r>
-        <w:rPr>
-          <w:rFonts w:ascii="Times New Roman" w:eastAsia="Times New Roman" w:hAnsi="Times New Roman"/>
-          <w:lang w:val="en-US"/>
-        </w:rPr>
-        <w:t>Tempat</w:t>
-      </w:r>
-      <w:proofErr w:type="spellEnd"/>
+        <w:t>Waktu/Tempat</w:t>
+      </w:r>
       <w:r>
         <w:rPr>
           <w:rFonts w:ascii="Times New Roman" w:eastAsia="Times New Roman" w:hAnsi="Times New Roman"/>
@@ -1266,23 +1223,7 @@
           <w:rFonts w:ascii="Times New Roman" w:eastAsia="Times New Roman" w:hAnsi="Times New Roman"/>
           <w:lang w:val="en-US"/>
         </w:rPr>
-        <w:t>${</w:t>
-      </w:r>
-      <w:proofErr w:type="spellStart"/>
-      <w:r>
-        <w:rPr>
-          <w:rFonts w:ascii="Times New Roman" w:eastAsia="Times New Roman" w:hAnsi="Times New Roman"/>
-          <w:lang w:val="en-US"/>
-        </w:rPr>
-        <w:t>waktu_tempat</w:t>
-      </w:r>
-      <w:proofErr w:type="spellEnd"/>
-      <w:r>
-        <w:rPr>
-          <w:rFonts w:ascii="Times New Roman" w:eastAsia="Times New Roman" w:hAnsi="Times New Roman"/>
-          <w:lang w:val="en-US"/>
-        </w:rPr>
-        <w:t>}</w:t>
+        <w:t>${waktu_tempat}</w:t>
       </w:r>
     </w:p>
     <w:p>
@@ -1300,21 +1241,12 @@
           <w:lang w:val="en-US"/>
         </w:rPr>
       </w:pPr>
-      <w:proofErr w:type="spellStart"/>
-      <w:r>
-        <w:rPr>
-          <w:rFonts w:ascii="Times New Roman" w:eastAsia="Times New Roman" w:hAnsi="Times New Roman"/>
-          <w:lang w:val="en-US"/>
-        </w:rPr>
-        <w:t>Judul</w:t>
-      </w:r>
-      <w:proofErr w:type="spellEnd"/>
-      <w:r>
-        <w:rPr>
-          <w:rFonts w:ascii="Times New Roman" w:eastAsia="Times New Roman" w:hAnsi="Times New Roman"/>
-          <w:lang w:val="en-US"/>
-        </w:rPr>
-        <w:t xml:space="preserve"> </w:t>
+      <w:r>
+        <w:rPr>
+          <w:rFonts w:ascii="Times New Roman" w:eastAsia="Times New Roman" w:hAnsi="Times New Roman"/>
+          <w:lang w:val="en-US"/>
+        </w:rPr>
+        <w:t xml:space="preserve">Judul </w:t>
       </w:r>
       <w:r>
         <w:rPr>
@@ -1343,23 +1275,7 @@
           <w:rFonts w:ascii="Times New Roman" w:eastAsia="Times New Roman" w:hAnsi="Times New Roman"/>
           <w:lang w:val="en-US"/>
         </w:rPr>
-        <w:t>${</w:t>
-      </w:r>
-      <w:proofErr w:type="spellStart"/>
-      <w:r>
-        <w:rPr>
-          <w:rFonts w:ascii="Times New Roman" w:eastAsia="Times New Roman" w:hAnsi="Times New Roman"/>
-          <w:lang w:val="en-US"/>
-        </w:rPr>
-        <w:t>judul</w:t>
-      </w:r>
-      <w:proofErr w:type="spellEnd"/>
-      <w:r>
-        <w:rPr>
-          <w:rFonts w:ascii="Times New Roman" w:eastAsia="Times New Roman" w:hAnsi="Times New Roman"/>
-          <w:lang w:val="en-US"/>
-        </w:rPr>
-        <w:t>}</w:t>
+        <w:t>${judul}</w:t>
       </w:r>
     </w:p>
     <w:p>
@@ -1422,7 +1338,6 @@
         </w:rPr>
         <w:t xml:space="preserve">Daftar Nilai </w:t>
       </w:r>
-      <w:proofErr w:type="spellStart"/>
       <w:r>
         <w:rPr>
           <w:rFonts w:ascii="Times New Roman" w:eastAsia="Times New Roman" w:hAnsi="Times New Roman"/>
@@ -1433,7 +1348,6 @@
         </w:rPr>
         <w:t>Kolokium</w:t>
       </w:r>
-      <w:proofErr w:type="spellEnd"/>
       <w:r>
         <w:rPr>
           <w:rFonts w:ascii="Times New Roman" w:eastAsia="Times New Roman" w:hAnsi="Times New Roman"/>
@@ -1673,7 +1587,6 @@
                 <w:lang w:val="en-US"/>
               </w:rPr>
             </w:pPr>
-            <w:proofErr w:type="spellStart"/>
             <w:r>
               <w:rPr>
                 <w:rFonts w:ascii="Times New Roman" w:eastAsia="Times New Roman" w:hAnsi="Times New Roman"/>
@@ -1683,7 +1596,6 @@
               </w:rPr>
               <w:t>Bobot</w:t>
             </w:r>
-            <w:proofErr w:type="spellEnd"/>
           </w:p>
           <w:p>
             <w:pPr>
@@ -1729,19 +1641,8 @@
                 <w:szCs w:val="24"/>
                 <w:lang w:val="en-US"/>
               </w:rPr>
-              <w:t xml:space="preserve">Nilai x </w:t>
+              <w:t>Nilai x Bobot</w:t>
             </w:r>
-            <w:proofErr w:type="spellStart"/>
-            <w:r>
-              <w:rPr>
-                <w:rFonts w:ascii="Times New Roman" w:eastAsia="Times New Roman" w:hAnsi="Times New Roman"/>
-                <w:sz w:val="24"/>
-                <w:szCs w:val="24"/>
-                <w:lang w:val="en-US"/>
-              </w:rPr>
-              <w:t>Bobot</w:t>
-            </w:r>
-            <w:proofErr w:type="spellEnd"/>
           </w:p>
         </w:tc>
       </w:tr>
@@ -1798,29 +1699,7 @@
                 <w:szCs w:val="24"/>
                 <w:lang w:val="en-US"/>
               </w:rPr>
-              <w:t>${</w:t>
-            </w:r>
-            <w:proofErr w:type="spellStart"/>
-            <w:r>
-              <w:rPr>
-                <w:rFonts w:ascii="Times New Roman" w:eastAsia="Times New Roman" w:hAnsi="Times New Roman"/>
-                <w:bCs/>
-                <w:sz w:val="24"/>
-                <w:szCs w:val="24"/>
-                <w:lang w:val="en-US"/>
-              </w:rPr>
-              <w:t>nama_pembimbing_utama</w:t>
-            </w:r>
-            <w:proofErr w:type="spellEnd"/>
-            <w:r>
-              <w:rPr>
-                <w:rFonts w:ascii="Times New Roman" w:eastAsia="Times New Roman" w:hAnsi="Times New Roman"/>
-                <w:bCs/>
-                <w:sz w:val="24"/>
-                <w:szCs w:val="24"/>
-                <w:lang w:val="en-US"/>
-              </w:rPr>
-              <w:t>}</w:t>
+              <w:t>${nama_pembimbing_utama}</w:t>
             </w:r>
           </w:p>
         </w:tc>
@@ -1831,7 +1710,7 @@
           <w:p>
             <w:pPr>
               <w:spacing w:after="0" w:line="240" w:lineRule="auto"/>
-              <w:ind w:left="-29" w:firstLine="29"/>
+              <w:ind w:left="6" w:hanging="6"/>
               <w:rPr>
                 <w:rFonts w:ascii="Times New Roman" w:eastAsia="Times New Roman" w:hAnsi="Times New Roman"/>
                 <w:sz w:val="24"/>
@@ -1839,7 +1718,6 @@
                 <w:lang w:val="en-US"/>
               </w:rPr>
             </w:pPr>
-            <w:proofErr w:type="spellStart"/>
             <w:r>
               <w:rPr>
                 <w:rFonts w:ascii="Times New Roman" w:eastAsia="Times New Roman" w:hAnsi="Times New Roman"/>
@@ -1847,17 +1725,7 @@
                 <w:szCs w:val="24"/>
                 <w:lang w:val="en-US"/>
               </w:rPr>
-              <w:t>Pembimbing</w:t>
-            </w:r>
-            <w:proofErr w:type="spellEnd"/>
-            <w:r>
-              <w:rPr>
-                <w:rFonts w:ascii="Times New Roman" w:eastAsia="Times New Roman" w:hAnsi="Times New Roman"/>
-                <w:sz w:val="24"/>
-                <w:szCs w:val="24"/>
-                <w:lang w:val="en-US"/>
-              </w:rPr>
-              <w:t xml:space="preserve"> Utama</w:t>
+              <w:t>Pembimbing Utama</w:t>
             </w:r>
           </w:p>
         </w:tc>
@@ -1996,29 +1864,7 @@
                 <w:szCs w:val="24"/>
                 <w:lang w:val="en-US"/>
               </w:rPr>
-              <w:t>${</w:t>
-            </w:r>
-            <w:proofErr w:type="spellStart"/>
-            <w:r>
-              <w:rPr>
-                <w:rFonts w:ascii="Times New Roman" w:eastAsia="Times New Roman" w:hAnsi="Times New Roman"/>
-                <w:bCs/>
-                <w:sz w:val="24"/>
-                <w:szCs w:val="24"/>
-                <w:lang w:val="en-US"/>
-              </w:rPr>
-              <w:t>nama_pembimbing_anggota</w:t>
-            </w:r>
-            <w:proofErr w:type="spellEnd"/>
-            <w:r>
-              <w:rPr>
-                <w:rFonts w:ascii="Times New Roman" w:eastAsia="Times New Roman" w:hAnsi="Times New Roman"/>
-                <w:bCs/>
-                <w:sz w:val="24"/>
-                <w:szCs w:val="24"/>
-                <w:lang w:val="en-US"/>
-              </w:rPr>
-              <w:t>}</w:t>
+              <w:t>${nama_pembimbing_anggota}</w:t>
             </w:r>
           </w:p>
         </w:tc>
@@ -2037,7 +1883,6 @@
                 <w:lang w:val="en-US"/>
               </w:rPr>
             </w:pPr>
-            <w:proofErr w:type="spellStart"/>
             <w:r>
               <w:rPr>
                 <w:rFonts w:ascii="Times New Roman" w:eastAsia="Times New Roman" w:hAnsi="Times New Roman"/>
@@ -2045,17 +1890,7 @@
                 <w:szCs w:val="24"/>
                 <w:lang w:val="en-US"/>
               </w:rPr>
-              <w:t>Pembimbing</w:t>
-            </w:r>
-            <w:proofErr w:type="spellEnd"/>
-            <w:r>
-              <w:rPr>
-                <w:rFonts w:ascii="Times New Roman" w:eastAsia="Times New Roman" w:hAnsi="Times New Roman"/>
-                <w:sz w:val="24"/>
-                <w:szCs w:val="24"/>
-                <w:lang w:val="en-US"/>
-              </w:rPr>
-              <w:t xml:space="preserve"> Anggota</w:t>
+              <w:t>Pembimbing Anggota</w:t>
             </w:r>
           </w:p>
         </w:tc>
@@ -2168,27 +2003,7 @@
                 <w:szCs w:val="24"/>
                 <w:lang w:val="en-US"/>
               </w:rPr>
-              <w:t>${</w:t>
-            </w:r>
-            <w:proofErr w:type="spellStart"/>
-            <w:r>
-              <w:rPr>
-                <w:rFonts w:ascii="Times New Roman" w:eastAsia="Times New Roman" w:hAnsi="Times New Roman"/>
-                <w:sz w:val="24"/>
-                <w:szCs w:val="24"/>
-                <w:lang w:val="en-US"/>
-              </w:rPr>
-              <w:t>nama_moderator</w:t>
-            </w:r>
-            <w:proofErr w:type="spellEnd"/>
-            <w:r>
-              <w:rPr>
-                <w:rFonts w:ascii="Times New Roman" w:eastAsia="Times New Roman" w:hAnsi="Times New Roman"/>
-                <w:sz w:val="24"/>
-                <w:szCs w:val="24"/>
-                <w:lang w:val="en-US"/>
-              </w:rPr>
-              <w:t>}</w:t>
+              <w:t>${nama_moderator}</w:t>
             </w:r>
           </w:p>
         </w:tc>
@@ -2215,7 +2030,6 @@
               </w:rPr>
               <w:t xml:space="preserve">Moderator </w:t>
             </w:r>
-            <w:proofErr w:type="spellStart"/>
             <w:r>
               <w:rPr>
                 <w:rFonts w:ascii="Times New Roman" w:eastAsia="Times New Roman" w:hAnsi="Times New Roman"/>
@@ -2225,7 +2039,6 @@
               </w:rPr>
               <w:t>Kolokium</w:t>
             </w:r>
-            <w:proofErr w:type="spellEnd"/>
           </w:p>
         </w:tc>
         <w:tc>
@@ -2317,29 +2130,7 @@
                 <w:szCs w:val="24"/>
                 <w:lang w:val="en-US"/>
               </w:rPr>
-              <w:t xml:space="preserve">Nilai Akhir (Hasil </w:t>
-            </w:r>
-            <w:proofErr w:type="spellStart"/>
-            <w:r>
-              <w:rPr>
-                <w:rFonts w:ascii="Times New Roman" w:eastAsia="Times New Roman" w:hAnsi="Times New Roman"/>
-                <w:b/>
-                <w:sz w:val="24"/>
-                <w:szCs w:val="24"/>
-                <w:lang w:val="en-US"/>
-              </w:rPr>
-              <w:t>Pembobotan</w:t>
-            </w:r>
-            <w:proofErr w:type="spellEnd"/>
-            <w:r>
-              <w:rPr>
-                <w:rFonts w:ascii="Times New Roman" w:eastAsia="Times New Roman" w:hAnsi="Times New Roman"/>
-                <w:b/>
-                <w:sz w:val="24"/>
-                <w:szCs w:val="24"/>
-                <w:lang w:val="en-US"/>
-              </w:rPr>
-              <w:t>)</w:t>
+              <w:t>Nilai Akhir (Hasil Pembobotan)</w:t>
             </w:r>
           </w:p>
         </w:tc>
@@ -2399,47 +2190,7 @@
           <w:szCs w:val="24"/>
           <w:lang w:val="en-US"/>
         </w:rPr>
-        <w:t xml:space="preserve">Keputusan: </w:t>
-      </w:r>
-      <w:proofErr w:type="spellStart"/>
-      <w:r>
-        <w:rPr>
-          <w:rFonts w:ascii="Times New Roman" w:eastAsia="Times New Roman" w:hAnsi="Times New Roman"/>
-          <w:sz w:val="24"/>
-          <w:szCs w:val="24"/>
-          <w:lang w:val="en-US"/>
-        </w:rPr>
-        <w:t>Mendapatkan</w:t>
-      </w:r>
-      <w:proofErr w:type="spellEnd"/>
-      <w:r>
-        <w:rPr>
-          <w:rFonts w:ascii="Times New Roman" w:eastAsia="Times New Roman" w:hAnsi="Times New Roman"/>
-          <w:sz w:val="24"/>
-          <w:szCs w:val="24"/>
-          <w:lang w:val="en-US"/>
-        </w:rPr>
-        <w:t xml:space="preserve"> </w:t>
-      </w:r>
-      <w:proofErr w:type="spellStart"/>
-      <w:r>
-        <w:rPr>
-          <w:rFonts w:ascii="Times New Roman" w:eastAsia="Times New Roman" w:hAnsi="Times New Roman"/>
-          <w:sz w:val="24"/>
-          <w:szCs w:val="24"/>
-          <w:lang w:val="en-US"/>
-        </w:rPr>
-        <w:t>Huruf</w:t>
-      </w:r>
-      <w:proofErr w:type="spellEnd"/>
-      <w:r>
-        <w:rPr>
-          <w:rFonts w:ascii="Times New Roman" w:eastAsia="Times New Roman" w:hAnsi="Times New Roman"/>
-          <w:sz w:val="24"/>
-          <w:szCs w:val="24"/>
-          <w:lang w:val="en-US"/>
-        </w:rPr>
-        <w:t xml:space="preserve"> Mutu</w:t>
+        <w:t>Keputusan: Mendapatkan Huruf Mutu</w:t>
       </w:r>
       <w:r>
         <w:rPr>
@@ -2457,19 +2208,8 @@
           <w:szCs w:val="24"/>
           <w:lang w:val="en-US"/>
         </w:rPr>
-        <w:t>…</w:t>
-      </w:r>
-      <w:proofErr w:type="gramStart"/>
-      <w:r>
-        <w:rPr>
-          <w:rFonts w:ascii="Times New Roman" w:eastAsia="Times New Roman" w:hAnsi="Times New Roman"/>
-          <w:sz w:val="24"/>
-          <w:szCs w:val="24"/>
-          <w:lang w:val="en-US"/>
-        </w:rPr>
-        <w:t>…..</w:t>
-      </w:r>
-      <w:proofErr w:type="gramEnd"/>
+        <w:t>……..</w:t>
+      </w:r>
     </w:p>
     <w:p>
       <w:pPr>
@@ -2509,9 +2249,8 @@
           <w:szCs w:val="24"/>
           <w:lang w:val="en-US"/>
         </w:rPr>
-        <w:t xml:space="preserve">Tanda </w:t>
-      </w:r>
-      <w:proofErr w:type="spellStart"/>
+        <w:t xml:space="preserve">Tanda tangan Tim Penilai </w:t>
+      </w:r>
       <w:r>
         <w:rPr>
           <w:rFonts w:ascii="Times New Roman" w:eastAsia="Times New Roman" w:hAnsi="Times New Roman"/>
@@ -2520,31 +2259,8 @@
           <w:szCs w:val="24"/>
           <w:lang w:val="en-US"/>
         </w:rPr>
-        <w:t>tangan</w:t>
-      </w:r>
-      <w:proofErr w:type="spellEnd"/>
-      <w:r>
-        <w:rPr>
-          <w:rFonts w:ascii="Times New Roman" w:eastAsia="Times New Roman" w:hAnsi="Times New Roman"/>
-          <w:b/>
-          <w:sz w:val="24"/>
-          <w:szCs w:val="24"/>
-          <w:lang w:val="en-US"/>
-        </w:rPr>
-        <w:t xml:space="preserve"> Tim Penilai </w:t>
-      </w:r>
-      <w:proofErr w:type="spellStart"/>
-      <w:r>
-        <w:rPr>
-          <w:rFonts w:ascii="Times New Roman" w:eastAsia="Times New Roman" w:hAnsi="Times New Roman"/>
-          <w:b/>
-          <w:sz w:val="24"/>
-          <w:szCs w:val="24"/>
-          <w:lang w:val="en-US"/>
-        </w:rPr>
         <w:t>Kolokium</w:t>
       </w:r>
-      <w:proofErr w:type="spellEnd"/>
     </w:p>
     <w:p>
       <w:pPr>
@@ -2562,25 +2278,14 @@
           <w:lang w:val="en-US"/>
         </w:rPr>
       </w:pPr>
-      <w:proofErr w:type="spellStart"/>
-      <w:r>
-        <w:rPr>
-          <w:rFonts w:ascii="Times New Roman" w:eastAsia="Times New Roman" w:hAnsi="Times New Roman"/>
-          <w:sz w:val="24"/>
-          <w:szCs w:val="24"/>
-          <w:lang w:val="en-US"/>
-        </w:rPr>
-        <w:t>Pembimbing</w:t>
-      </w:r>
-      <w:proofErr w:type="spellEnd"/>
-      <w:r>
-        <w:rPr>
-          <w:rFonts w:ascii="Times New Roman" w:eastAsia="Times New Roman" w:hAnsi="Times New Roman"/>
-          <w:sz w:val="24"/>
-          <w:szCs w:val="24"/>
-          <w:lang w:val="en-US"/>
-        </w:rPr>
-        <w:t xml:space="preserve"> Utama</w:t>
+      <w:r>
+        <w:rPr>
+          <w:rFonts w:ascii="Times New Roman" w:eastAsia="Times New Roman" w:hAnsi="Times New Roman"/>
+          <w:sz w:val="24"/>
+          <w:szCs w:val="24"/>
+          <w:lang w:val="en-US"/>
+        </w:rPr>
+        <w:t>Pembimbing Utama</w:t>
       </w:r>
       <w:r>
         <w:rPr>
@@ -2599,19 +2304,8 @@
           <w:szCs w:val="24"/>
           <w:lang w:val="en-US"/>
         </w:rPr>
-        <w:t xml:space="preserve"> ………………</w:t>
-      </w:r>
-      <w:proofErr w:type="gramStart"/>
-      <w:r>
-        <w:rPr>
-          <w:rFonts w:ascii="Times New Roman" w:eastAsia="Times New Roman" w:hAnsi="Times New Roman"/>
-          <w:sz w:val="24"/>
-          <w:szCs w:val="24"/>
-          <w:lang w:val="en-US"/>
-        </w:rPr>
-        <w:t>…..</w:t>
-      </w:r>
-      <w:proofErr w:type="gramEnd"/>
+        <w:t xml:space="preserve"> …………………..</w:t>
+      </w:r>
     </w:p>
     <w:p>
       <w:pPr>
@@ -2629,25 +2323,14 @@
           <w:lang w:val="en-US"/>
         </w:rPr>
       </w:pPr>
-      <w:proofErr w:type="spellStart"/>
-      <w:r>
-        <w:rPr>
-          <w:rFonts w:ascii="Times New Roman" w:eastAsia="Times New Roman" w:hAnsi="Times New Roman"/>
-          <w:sz w:val="24"/>
-          <w:szCs w:val="24"/>
-          <w:lang w:val="en-US"/>
-        </w:rPr>
-        <w:t>Pembimbing</w:t>
-      </w:r>
-      <w:proofErr w:type="spellEnd"/>
-      <w:r>
-        <w:rPr>
-          <w:rFonts w:ascii="Times New Roman" w:eastAsia="Times New Roman" w:hAnsi="Times New Roman"/>
-          <w:sz w:val="24"/>
-          <w:szCs w:val="24"/>
-          <w:lang w:val="en-US"/>
-        </w:rPr>
-        <w:t xml:space="preserve"> Anggota</w:t>
+      <w:r>
+        <w:rPr>
+          <w:rFonts w:ascii="Times New Roman" w:eastAsia="Times New Roman" w:hAnsi="Times New Roman"/>
+          <w:sz w:val="24"/>
+          <w:szCs w:val="24"/>
+          <w:lang w:val="en-US"/>
+        </w:rPr>
+        <w:t>Pembimbing Anggota</w:t>
       </w:r>
       <w:r>
         <w:rPr>
@@ -2691,7 +2374,16 @@
           <w:szCs w:val="24"/>
           <w:lang w:val="en-US"/>
         </w:rPr>
-        <w:t>Moderator Seminar</w:t>
+        <w:t xml:space="preserve">Moderator </w:t>
+      </w:r>
+      <w:r>
+        <w:rPr>
+          <w:rFonts w:ascii="Times New Roman" w:eastAsia="Times New Roman" w:hAnsi="Times New Roman"/>
+          <w:sz w:val="24"/>
+          <w:szCs w:val="24"/>
+          <w:lang w:val="en-US"/>
+        </w:rPr>
+        <w:t>Kolokium</w:t>
       </w:r>
       <w:r>
         <w:rPr>
@@ -2710,19 +2402,8 @@
           <w:szCs w:val="24"/>
           <w:lang w:val="en-US"/>
         </w:rPr>
-        <w:t xml:space="preserve"> ………………</w:t>
-      </w:r>
-      <w:proofErr w:type="gramStart"/>
-      <w:r>
-        <w:rPr>
-          <w:rFonts w:ascii="Times New Roman" w:eastAsia="Times New Roman" w:hAnsi="Times New Roman"/>
-          <w:sz w:val="24"/>
-          <w:szCs w:val="24"/>
-          <w:lang w:val="en-US"/>
-        </w:rPr>
-        <w:t>…..</w:t>
-      </w:r>
-      <w:proofErr w:type="gramEnd"/>
+        <w:t xml:space="preserve"> …………………..</w:t>
+      </w:r>
     </w:p>
     <w:p>
       <w:pPr>
@@ -2753,25 +2434,14 @@
           <w:lang w:val="en-US"/>
         </w:rPr>
       </w:pPr>
-      <w:proofErr w:type="spellStart"/>
-      <w:r>
-        <w:rPr>
-          <w:rFonts w:ascii="Times New Roman" w:eastAsia="Times New Roman" w:hAnsi="Times New Roman"/>
-          <w:sz w:val="24"/>
-          <w:szCs w:val="24"/>
-          <w:lang w:val="en-US"/>
-        </w:rPr>
-        <w:t>Mengesahkan</w:t>
-      </w:r>
-      <w:proofErr w:type="spellEnd"/>
-      <w:r>
-        <w:rPr>
-          <w:rFonts w:ascii="Times New Roman" w:eastAsia="Times New Roman" w:hAnsi="Times New Roman"/>
-          <w:sz w:val="24"/>
-          <w:szCs w:val="24"/>
-          <w:lang w:val="en-US"/>
-        </w:rPr>
-        <w:t>,</w:t>
+      <w:r>
+        <w:rPr>
+          <w:rFonts w:ascii="Times New Roman" w:eastAsia="Times New Roman" w:hAnsi="Times New Roman"/>
+          <w:sz w:val="24"/>
+          <w:szCs w:val="24"/>
+          <w:lang w:val="en-US"/>
+        </w:rPr>
+        <w:t>Mengesahkan,</w:t>
       </w:r>
     </w:p>
     <w:p>
@@ -2786,25 +2456,14 @@
           <w:lang w:val="en-US"/>
         </w:rPr>
       </w:pPr>
-      <w:proofErr w:type="spellStart"/>
-      <w:r>
-        <w:rPr>
-          <w:rFonts w:ascii="Times New Roman" w:eastAsia="Times New Roman" w:hAnsi="Times New Roman"/>
-          <w:sz w:val="24"/>
-          <w:szCs w:val="24"/>
-          <w:lang w:val="en-US"/>
-        </w:rPr>
-        <w:t>Ketua</w:t>
-      </w:r>
-      <w:proofErr w:type="spellEnd"/>
-      <w:r>
-        <w:rPr>
-          <w:rFonts w:ascii="Times New Roman" w:eastAsia="Times New Roman" w:hAnsi="Times New Roman"/>
-          <w:sz w:val="24"/>
-          <w:szCs w:val="24"/>
-          <w:lang w:val="en-US"/>
-        </w:rPr>
-        <w:t>,</w:t>
+      <w:r>
+        <w:rPr>
+          <w:rFonts w:ascii="Times New Roman" w:eastAsia="Times New Roman" w:hAnsi="Times New Roman"/>
+          <w:sz w:val="24"/>
+          <w:szCs w:val="24"/>
+          <w:lang w:val="en-US"/>
+        </w:rPr>
+        <w:t>Ketua,</w:t>
       </w:r>
     </w:p>
     <w:p>
@@ -2876,49 +2535,8 @@
           <w:u w:val="single"/>
           <w:lang w:val="en-US"/>
         </w:rPr>
-        <w:t xml:space="preserve">Dr. Ati Dwi Nurhayati </w:t>
-      </w:r>
-      <w:proofErr w:type="spellStart"/>
-      <w:proofErr w:type="gramStart"/>
-      <w:r>
-        <w:rPr>
-          <w:rFonts w:ascii="Times New Roman" w:eastAsia="Times New Roman" w:hAnsi="Times New Roman"/>
-          <w:b/>
-          <w:sz w:val="24"/>
-          <w:szCs w:val="24"/>
-          <w:u w:val="single"/>
-          <w:lang w:val="en-US"/>
-        </w:rPr>
-        <w:t>S.Hut</w:t>
-      </w:r>
-      <w:proofErr w:type="spellEnd"/>
-      <w:proofErr w:type="gramEnd"/>
-      <w:r>
-        <w:rPr>
-          <w:rFonts w:ascii="Times New Roman" w:eastAsia="Times New Roman" w:hAnsi="Times New Roman"/>
-          <w:b/>
-          <w:sz w:val="24"/>
-          <w:szCs w:val="24"/>
-          <w:u w:val="single"/>
-          <w:lang w:val="en-US"/>
-        </w:rPr>
-        <w:t xml:space="preserve">., </w:t>
-      </w:r>
-      <w:proofErr w:type="spellStart"/>
-      <w:proofErr w:type="gramStart"/>
-      <w:r>
-        <w:rPr>
-          <w:rFonts w:ascii="Times New Roman" w:eastAsia="Times New Roman" w:hAnsi="Times New Roman"/>
-          <w:b/>
-          <w:sz w:val="24"/>
-          <w:szCs w:val="24"/>
-          <w:u w:val="single"/>
-          <w:lang w:val="en-US"/>
-        </w:rPr>
-        <w:t>M.Si</w:t>
-      </w:r>
-      <w:proofErr w:type="spellEnd"/>
-      <w:proofErr w:type="gramEnd"/>
+        <w:t>Dr. Ati Dwi Nurhayati S.Hut., M.Si</w:t>
+      </w:r>
     </w:p>
     <w:p>
       <w:pPr>
@@ -2965,25 +2583,14 @@
           <w:lang w:val="en-US"/>
         </w:rPr>
       </w:pPr>
-      <w:proofErr w:type="spellStart"/>
-      <w:r>
-        <w:rPr>
-          <w:rFonts w:ascii="Times New Roman" w:eastAsia="Times New Roman" w:hAnsi="Times New Roman"/>
-          <w:sz w:val="24"/>
-          <w:szCs w:val="24"/>
-          <w:lang w:val="en-US"/>
-        </w:rPr>
-        <w:t>Catatan</w:t>
-      </w:r>
-      <w:proofErr w:type="spellEnd"/>
-      <w:r>
-        <w:rPr>
-          <w:rFonts w:ascii="Times New Roman" w:eastAsia="Times New Roman" w:hAnsi="Times New Roman"/>
-          <w:sz w:val="24"/>
-          <w:szCs w:val="24"/>
-          <w:lang w:val="en-US"/>
-        </w:rPr>
-        <w:t xml:space="preserve">: </w:t>
+      <w:r>
+        <w:rPr>
+          <w:rFonts w:ascii="Times New Roman" w:eastAsia="Times New Roman" w:hAnsi="Times New Roman"/>
+          <w:sz w:val="24"/>
+          <w:szCs w:val="24"/>
+          <w:lang w:val="en-US"/>
+        </w:rPr>
+        <w:t xml:space="preserve">Catatan: </w:t>
       </w:r>
     </w:p>
     <w:p>
@@ -3004,19 +2611,29 @@
           <w:szCs w:val="20"/>
           <w:lang w:val="en-US"/>
         </w:rPr>
-        <w:t xml:space="preserve">*) Coret yang tidak </w:t>
-      </w:r>
-      <w:proofErr w:type="spellStart"/>
-      <w:r>
+        <w:t>*) Coret yang tidak perlu</w:t>
+      </w:r>
+    </w:p>
+    <w:p>
+      <w:pPr>
+        <w:spacing w:after="0" w:line="240" w:lineRule="auto"/>
+        <w:ind w:left="567"/>
         <w:rPr>
           <w:rFonts w:ascii="Times New Roman" w:eastAsia="Times New Roman" w:hAnsi="Times New Roman"/>
           <w:sz w:val="20"/>
           <w:szCs w:val="20"/>
           <w:lang w:val="en-US"/>
         </w:rPr>
-        <w:t>perlu</w:t>
-      </w:r>
-      <w:proofErr w:type="spellEnd"/>
+      </w:pPr>
+      <w:r>
+        <w:rPr>
+          <w:rFonts w:ascii="Times New Roman" w:eastAsia="Times New Roman" w:hAnsi="Times New Roman"/>
+          <w:sz w:val="20"/>
+          <w:szCs w:val="20"/>
+          <w:lang w:val="en-US"/>
+        </w:rPr>
+        <w:t xml:space="preserve">1.  Selang nilai dari setiap Dosen Tim Penilai: 0 – 100 </w:t>
+      </w:r>
     </w:p>
     <w:p>
       <w:pPr>
@@ -3031,112 +2648,11 @@
       </w:pPr>
       <w:r>
         <w:rPr>
-          <w:rFonts w:ascii="Times New Roman" w:eastAsia="Times New Roman" w:hAnsi="Times New Roman"/>
-          <w:sz w:val="20"/>
-          <w:szCs w:val="20"/>
-          <w:lang w:val="en-US"/>
-        </w:rPr>
-        <w:t xml:space="preserve">1.  </w:t>
-      </w:r>
-      <w:proofErr w:type="spellStart"/>
-      <w:r>
-        <w:rPr>
-          <w:rFonts w:ascii="Times New Roman" w:eastAsia="Times New Roman" w:hAnsi="Times New Roman"/>
-          <w:sz w:val="20"/>
-          <w:szCs w:val="20"/>
-          <w:lang w:val="en-US"/>
-        </w:rPr>
-        <w:t>Selang</w:t>
-      </w:r>
-      <w:proofErr w:type="spellEnd"/>
-      <w:r>
-        <w:rPr>
-          <w:rFonts w:ascii="Times New Roman" w:eastAsia="Times New Roman" w:hAnsi="Times New Roman"/>
-          <w:sz w:val="20"/>
-          <w:szCs w:val="20"/>
-          <w:lang w:val="en-US"/>
-        </w:rPr>
-        <w:t xml:space="preserve"> </w:t>
-      </w:r>
-      <w:proofErr w:type="spellStart"/>
-      <w:r>
-        <w:rPr>
-          <w:rFonts w:ascii="Times New Roman" w:eastAsia="Times New Roman" w:hAnsi="Times New Roman"/>
-          <w:sz w:val="20"/>
-          <w:szCs w:val="20"/>
-          <w:lang w:val="en-US"/>
-        </w:rPr>
-        <w:t>nilai</w:t>
-      </w:r>
-      <w:proofErr w:type="spellEnd"/>
-      <w:r>
-        <w:rPr>
-          <w:rFonts w:ascii="Times New Roman" w:eastAsia="Times New Roman" w:hAnsi="Times New Roman"/>
-          <w:sz w:val="20"/>
-          <w:szCs w:val="20"/>
-          <w:lang w:val="en-US"/>
-        </w:rPr>
-        <w:t xml:space="preserve"> </w:t>
-      </w:r>
-      <w:proofErr w:type="spellStart"/>
-      <w:r>
-        <w:rPr>
-          <w:rFonts w:ascii="Times New Roman" w:eastAsia="Times New Roman" w:hAnsi="Times New Roman"/>
-          <w:sz w:val="20"/>
-          <w:szCs w:val="20"/>
-          <w:lang w:val="en-US"/>
-        </w:rPr>
-        <w:t>dari</w:t>
-      </w:r>
-      <w:proofErr w:type="spellEnd"/>
-      <w:r>
-        <w:rPr>
-          <w:rFonts w:ascii="Times New Roman" w:eastAsia="Times New Roman" w:hAnsi="Times New Roman"/>
-          <w:sz w:val="20"/>
-          <w:szCs w:val="20"/>
-          <w:lang w:val="en-US"/>
-        </w:rPr>
-        <w:t xml:space="preserve"> </w:t>
-      </w:r>
-      <w:proofErr w:type="spellStart"/>
-      <w:r>
-        <w:rPr>
-          <w:rFonts w:ascii="Times New Roman" w:eastAsia="Times New Roman" w:hAnsi="Times New Roman"/>
-          <w:sz w:val="20"/>
-          <w:szCs w:val="20"/>
-          <w:lang w:val="en-US"/>
-        </w:rPr>
-        <w:t>setiap</w:t>
-      </w:r>
-      <w:proofErr w:type="spellEnd"/>
-      <w:r>
-        <w:rPr>
-          <w:rFonts w:ascii="Times New Roman" w:eastAsia="Times New Roman" w:hAnsi="Times New Roman"/>
-          <w:sz w:val="20"/>
-          <w:szCs w:val="20"/>
-          <w:lang w:val="en-US"/>
-        </w:rPr>
-        <w:t xml:space="preserve"> Dosen Tim Penilai: 0 – 100 </w:t>
-      </w:r>
-    </w:p>
-    <w:p>
-      <w:pPr>
-        <w:spacing w:after="0" w:line="240" w:lineRule="auto"/>
-        <w:ind w:left="567"/>
-        <w:rPr>
-          <w:rFonts w:ascii="Times New Roman" w:eastAsia="Times New Roman" w:hAnsi="Times New Roman"/>
-          <w:sz w:val="20"/>
-          <w:szCs w:val="20"/>
-          <w:lang w:val="en-US"/>
-        </w:rPr>
-      </w:pPr>
-      <w:r>
-        <w:rPr>
           <w:noProof/>
           <w:lang w:val="en-US"/>
         </w:rPr>
         <w:drawing>
-          <wp:anchor distT="0" distB="0" distL="114300" distR="114300" simplePos="0" relativeHeight="251662848" behindDoc="0" locked="0" layoutInCell="1" allowOverlap="1" wp14:anchorId="289268F3" wp14:editId="22EAACA6">
+          <wp:anchor distT="0" distB="0" distL="114300" distR="114300" simplePos="0" relativeHeight="251662848" behindDoc="0" locked="0" layoutInCell="1" allowOverlap="1" wp14:anchorId="289268F3" wp14:editId="18113977">
             <wp:simplePos x="0" y="0"/>
             <wp:positionH relativeFrom="column">
               <wp:posOffset>6170295</wp:posOffset>
@@ -3205,9 +2721,8 @@
           <w:szCs w:val="20"/>
           <w:lang w:val="en-US"/>
         </w:rPr>
-        <w:t>2</w:t>
-      </w:r>
-      <w:proofErr w:type="gramStart"/>
+        <w:t xml:space="preserve">2.  Selang nilai </w:t>
+      </w:r>
       <w:r>
         <w:rPr>
           <w:rFonts w:ascii="Times New Roman" w:eastAsia="Times New Roman" w:hAnsi="Times New Roman"/>
@@ -3215,9 +2730,8 @@
           <w:szCs w:val="20"/>
           <w:lang w:val="en-US"/>
         </w:rPr>
-        <w:t xml:space="preserve">.  </w:t>
-      </w:r>
-      <w:proofErr w:type="spellStart"/>
+        <w:t>kolokium</w:t>
+      </w:r>
       <w:r>
         <w:rPr>
           <w:rFonts w:ascii="Times New Roman" w:eastAsia="Times New Roman" w:hAnsi="Times New Roman"/>
@@ -3225,38 +2739,7 @@
           <w:szCs w:val="20"/>
           <w:lang w:val="en-US"/>
         </w:rPr>
-        <w:t>Selang</w:t>
-      </w:r>
-      <w:proofErr w:type="spellEnd"/>
-      <w:proofErr w:type="gramEnd"/>
-      <w:r>
-        <w:rPr>
-          <w:rFonts w:ascii="Times New Roman" w:eastAsia="Times New Roman" w:hAnsi="Times New Roman"/>
-          <w:sz w:val="20"/>
-          <w:szCs w:val="20"/>
-          <w:lang w:val="en-US"/>
-        </w:rPr>
-        <w:t xml:space="preserve"> </w:t>
-      </w:r>
-      <w:proofErr w:type="spellStart"/>
-      <w:r>
-        <w:rPr>
-          <w:rFonts w:ascii="Times New Roman" w:eastAsia="Times New Roman" w:hAnsi="Times New Roman"/>
-          <w:sz w:val="20"/>
-          <w:szCs w:val="20"/>
-          <w:lang w:val="en-US"/>
-        </w:rPr>
-        <w:t>nilai</w:t>
-      </w:r>
-      <w:proofErr w:type="spellEnd"/>
-      <w:r>
-        <w:rPr>
-          <w:rFonts w:ascii="Times New Roman" w:eastAsia="Times New Roman" w:hAnsi="Times New Roman"/>
-          <w:sz w:val="20"/>
-          <w:szCs w:val="20"/>
-          <w:lang w:val="en-US"/>
-        </w:rPr>
-        <w:t xml:space="preserve"> seminar: A </w:t>
+        <w:t xml:space="preserve">: A </w:t>
       </w:r>
       <w:r>
         <w:rPr>
@@ -5354,12 +4837,13 @@
       <w:lang w:val="id-ID"/>
     </w:rPr>
   </w:style>
-  <w:style w:type="character" w:default="1" w:styleId="FontParagrafDefault">
+  <w:style w:type="character" w:default="1" w:styleId="DefaultParagraphFont">
     <w:name w:val="Default Paragraph Font"/>
     <w:uiPriority w:val="1"/>
+    <w:semiHidden/>
     <w:unhideWhenUsed/>
   </w:style>
-  <w:style w:type="table" w:default="1" w:styleId="TabelNormal">
+  <w:style w:type="table" w:default="1" w:styleId="TableNormal">
     <w:name w:val="Normal Table"/>
     <w:uiPriority w:val="99"/>
     <w:semiHidden/>
@@ -5374,13 +4858,13 @@
       </w:tblCellMar>
     </w:tblPr>
   </w:style>
-  <w:style w:type="numbering" w:default="1" w:styleId="TidakAdaDaftar">
+  <w:style w:type="numbering" w:default="1" w:styleId="NoList">
     <w:name w:val="No List"/>
     <w:uiPriority w:val="99"/>
     <w:semiHidden/>
     <w:unhideWhenUsed/>
   </w:style>
-  <w:style w:type="paragraph" w:styleId="DaftarParagraf">
+  <w:style w:type="paragraph" w:styleId="ListParagraph">
     <w:name w:val="List Paragraph"/>
     <w:basedOn w:val="Normal"/>
     <w:uiPriority w:val="34"/>
@@ -5401,10 +4885,10 @@
       <w:u w:val="single"/>
     </w:rPr>
   </w:style>
-  <w:style w:type="paragraph" w:styleId="TeksBalon">
+  <w:style w:type="paragraph" w:styleId="BalloonText">
     <w:name w:val="Balloon Text"/>
     <w:basedOn w:val="Normal"/>
-    <w:link w:val="TeksBalonKAR"/>
+    <w:link w:val="BalloonTextChar"/>
     <w:uiPriority w:val="99"/>
     <w:semiHidden/>
     <w:unhideWhenUsed/>
@@ -5418,9 +4902,9 @@
       <w:szCs w:val="16"/>
     </w:rPr>
   </w:style>
-  <w:style w:type="character" w:customStyle="1" w:styleId="TeksBalonKAR">
-    <w:name w:val="Teks Balon KAR"/>
-    <w:link w:val="TeksBalon"/>
+  <w:style w:type="character" w:customStyle="1" w:styleId="BalloonTextChar">
+    <w:name w:val="Balloon Text Char"/>
+    <w:link w:val="BalloonText"/>
     <w:uiPriority w:val="99"/>
     <w:semiHidden/>
     <w:rsid w:val="007731F1"/>
@@ -5430,7 +4914,7 @@
       <w:szCs w:val="16"/>
     </w:rPr>
   </w:style>
-  <w:style w:type="paragraph" w:styleId="TidakAdaSpasi">
+  <w:style w:type="paragraph" w:styleId="NoSpacing">
     <w:name w:val="No Spacing"/>
     <w:uiPriority w:val="1"/>
     <w:qFormat/>
@@ -5443,8 +4927,8 @@
   </w:style>
   <w:style w:type="table" w:customStyle="1" w:styleId="TableGrid1">
     <w:name w:val="Table Grid1"/>
-    <w:basedOn w:val="TabelNormal"/>
-    <w:next w:val="KisiTabel"/>
+    <w:basedOn w:val="TableNormal"/>
+    <w:next w:val="TableGrid"/>
     <w:uiPriority w:val="39"/>
     <w:rsid w:val="00EA3211"/>
     <w:rPr>
@@ -5462,9 +4946,9 @@
       </w:tblBorders>
     </w:tblPr>
   </w:style>
-  <w:style w:type="table" w:styleId="KisiTabel">
+  <w:style w:type="table" w:styleId="TableGrid">
     <w:name w:val="Table Grid"/>
-    <w:basedOn w:val="TabelNormal"/>
+    <w:basedOn w:val="TableNormal"/>
     <w:uiPriority w:val="59"/>
     <w:rsid w:val="00EA3211"/>
     <w:tblPr>

--- a/storage/app/templates/rekap_nilai_kolokium_2.docx
+++ b/storage/app/templates/rekap_nilai_kolokium_2.docx
@@ -1,976 +1,104 @@
 
 <file path=word/document.xml><?xml version="1.0" encoding="utf-8"?>
-<w:document xmlns:wpc="http://schemas.microsoft.com/office/word/2010/wordprocessingCanvas" xmlns:cx="http://schemas.microsoft.com/office/drawing/2014/chartex" xmlns:cx1="http://schemas.microsoft.com/office/drawing/2015/9/8/chartex" xmlns:cx2="http://schemas.microsoft.com/office/drawing/2015/10/21/chartex" xmlns:cx3="http://schemas.microsoft.com/office/drawing/2016/5/9/chartex" xmlns:cx4="http://schemas.microsoft.com/office/drawing/2016/5/10/chartex" xmlns:cx5="http://schemas.microsoft.com/office/drawing/2016/5/11/chartex" xmlns:cx6="http://schemas.microsoft.com/office/drawing/2016/5/12/chartex" xmlns:cx7="http://schemas.microsoft.com/office/drawing/2016/5/13/chartex" xmlns:cx8="http://schemas.microsoft.com/office/drawing/2016/5/14/chartex" xmlns:mc="http://schemas.openxmlformats.org/markup-compatibility/2006" xmlns:aink="http://schemas.microsoft.com/office/drawing/2016/ink" xmlns:am3d="http://schemas.microsoft.com/office/drawing/2017/model3d" xmlns:o="urn:schemas-microsoft-com:office:office" xmlns:oel="http://schemas.microsoft.com/office/2019/extlst" xmlns:r="http://schemas.openxmlformats.org/officeDocument/2006/relationships" xmlns:m="http://schemas.openxmlformats.org/officeDocument/2006/math" xmlns:v="urn:schemas-microsoft-com:vml" xmlns:wp14="http://schemas.microsoft.com/office/word/2010/wordprocessingDrawing" xmlns:wp="http://schemas.openxmlformats.org/drawingml/2006/wordprocessingDrawing" xmlns:w10="urn:schemas-microsoft-com:office:word" xmlns:w="http://schemas.openxmlformats.org/wordprocessingml/2006/main" xmlns:w14="http://schemas.microsoft.com/office/word/2010/wordml" xmlns:w15="http://schemas.microsoft.com/office/word/2012/wordml" xmlns:w16cei="http://schemas.microsoft.com/office/word/2026/wordml/cei" xmlns:w16cex="http://schemas.microsoft.com/office/word/2018/wordml/cex" xmlns:w16cid="http://schemas.microsoft.com/office/word/2016/wordml/cid" xmlns:w16="http://schemas.microsoft.com/office/word/2018/wordml" xmlns:w16du="http://schemas.microsoft.com/office/word/2023/wordml/word16du" xmlns:w16sdtdh="http://schemas.microsoft.com/office/word/2020/wordml/sdtdatahash" xmlns:w16sdtfl="http://schemas.microsoft.com/office/word/2024/wordml/sdtformatlock" xmlns:w16se="http://schemas.microsoft.com/office/word/2015/wordml/symex" xmlns:wpg="http://schemas.microsoft.com/office/word/2010/wordprocessingGroup" xmlns:wpi="http://schemas.microsoft.com/office/word/2010/wordprocessingInk" xmlns:wne="http://schemas.microsoft.com/office/word/2006/wordml" xmlns:wps="http://schemas.microsoft.com/office/word/2010/wordprocessingShape" mc:Ignorable="w14 w15 w16se w16cid w16 w16cex w16sdtdh w16sdtfl w16du wp14">
+<w:document xmlns:wpc="http://schemas.microsoft.com/office/word/2010/wordprocessingCanvas" xmlns:cx="http://schemas.microsoft.com/office/drawing/2014/chartex" xmlns:cx1="http://schemas.microsoft.com/office/drawing/2015/9/8/chartex" xmlns:cx2="http://schemas.microsoft.com/office/drawing/2015/10/21/chartex" xmlns:cx3="http://schemas.microsoft.com/office/drawing/2016/5/9/chartex" xmlns:cx4="http://schemas.microsoft.com/office/drawing/2016/5/10/chartex" xmlns:cx5="http://schemas.microsoft.com/office/drawing/2016/5/11/chartex" xmlns:cx6="http://schemas.microsoft.com/office/drawing/2016/5/12/chartex" xmlns:cx7="http://schemas.microsoft.com/office/drawing/2016/5/13/chartex" xmlns:cx8="http://schemas.microsoft.com/office/drawing/2016/5/14/chartex" xmlns:mc="http://schemas.openxmlformats.org/markup-compatibility/2006" xmlns:aink="http://schemas.microsoft.com/office/drawing/2016/ink" xmlns:am3d="http://schemas.microsoft.com/office/drawing/2017/model3d" xmlns:o="urn:schemas-microsoft-com:office:office" xmlns:oel="http://schemas.microsoft.com/office/2019/extlst" xmlns:r="http://schemas.openxmlformats.org/officeDocument/2006/relationships" xmlns:m="http://schemas.openxmlformats.org/officeDocument/2006/math" xmlns:v="urn:schemas-microsoft-com:vml" xmlns:wp14="http://schemas.microsoft.com/office/word/2010/wordprocessingDrawing" xmlns:wp="http://schemas.openxmlformats.org/drawingml/2006/wordprocessingDrawing" xmlns:w10="urn:schemas-microsoft-com:office:word" xmlns:w="http://schemas.openxmlformats.org/wordprocessingml/2006/main" xmlns:w14="http://schemas.microsoft.com/office/word/2010/wordml" xmlns:w15="http://schemas.microsoft.com/office/word/2012/wordml" xmlns:w16cex="http://schemas.microsoft.com/office/word/2018/wordml/cex" xmlns:w16cid="http://schemas.microsoft.com/office/word/2016/wordml/cid" xmlns:w16="http://schemas.microsoft.com/office/word/2018/wordml" xmlns:w16du="http://schemas.microsoft.com/office/word/2023/wordml/word16du" xmlns:w16sdtdh="http://schemas.microsoft.com/office/word/2020/wordml/sdtdatahash" xmlns:w16sdtfl="http://schemas.microsoft.com/office/word/2024/wordml/sdtformatlock" xmlns:w16se="http://schemas.microsoft.com/office/word/2015/wordml/symex" xmlns:wpg="http://schemas.microsoft.com/office/word/2010/wordprocessingGroup" xmlns:wpi="http://schemas.microsoft.com/office/word/2010/wordprocessingInk" xmlns:wne="http://schemas.microsoft.com/office/word/2006/wordml" xmlns:wps="http://schemas.microsoft.com/office/word/2010/wordprocessingShape" mc:Ignorable="w14 w15 w16se w16cid w16 w16cex w16sdtdh w16sdtfl w16du wp14">
   <w:body>
     <w:p>
       <w:pPr>
         <w:spacing w:after="0" w:line="240" w:lineRule="auto"/>
-        <w:rPr>
-          <w:rFonts w:ascii="Times New Roman" w:hAnsi="Times New Roman"/>
-          <w:sz w:val="24"/>
-          <w:szCs w:val="24"/>
-        </w:rPr>
-      </w:pPr>
-      <w:r>
-        <w:rPr>
-          <w:rFonts w:cs="Calibri"/>
-          <w:noProof/>
-          <w:sz w:val="24"/>
-          <w:szCs w:val="24"/>
-          <w:lang w:eastAsia="id-ID"/>
-        </w:rPr>
-        <w:drawing>
-          <wp:anchor distT="0" distB="0" distL="114300" distR="114300" simplePos="0" relativeHeight="251653632" behindDoc="0" locked="0" layoutInCell="1" allowOverlap="1" wp14:anchorId="2314DD9A" wp14:editId="545B85BE">
-            <wp:simplePos x="0" y="0"/>
-            <wp:positionH relativeFrom="column">
-              <wp:posOffset>-361315</wp:posOffset>
-            </wp:positionH>
-            <wp:positionV relativeFrom="paragraph">
-              <wp:posOffset>195580</wp:posOffset>
-            </wp:positionV>
-            <wp:extent cx="723900" cy="723900"/>
-            <wp:effectExtent l="0" t="0" r="0" b="0"/>
-            <wp:wrapNone/>
-            <wp:docPr id="15" name="Picture 17" descr="Description: ppri662013_statuta_LOGO"/>
-            <wp:cNvGraphicFramePr>
-              <a:graphicFrameLocks xmlns:a="http://schemas.openxmlformats.org/drawingml/2006/main" noChangeAspect="1"/>
-            </wp:cNvGraphicFramePr>
-            <a:graphic xmlns:a="http://schemas.openxmlformats.org/drawingml/2006/main">
-              <a:graphicData uri="http://schemas.openxmlformats.org/drawingml/2006/picture">
-                <pic:pic xmlns:pic="http://schemas.openxmlformats.org/drawingml/2006/picture">
-                  <pic:nvPicPr>
-                    <pic:cNvPr id="0" name="Picture 17" descr="Description: ppri662013_statuta_LOGO"/>
-                    <pic:cNvPicPr>
-                      <a:picLocks noChangeAspect="1" noChangeArrowheads="1"/>
-                    </pic:cNvPicPr>
-                  </pic:nvPicPr>
-                  <pic:blipFill>
-                    <a:blip r:embed="rId5">
-                      <a:extLst>
-                        <a:ext uri="{28A0092B-C50C-407E-A947-70E740481C1C}">
-                          <a14:useLocalDpi xmlns:a14="http://schemas.microsoft.com/office/drawing/2010/main" val="0"/>
-                        </a:ext>
-                      </a:extLst>
-                    </a:blip>
-                    <a:srcRect/>
-                    <a:stretch>
-                      <a:fillRect/>
-                    </a:stretch>
-                  </pic:blipFill>
-                  <pic:spPr bwMode="auto">
-                    <a:xfrm>
-                      <a:off x="0" y="0"/>
-                      <a:ext cx="723900" cy="723900"/>
-                    </a:xfrm>
-                    <a:prstGeom prst="rect">
-                      <a:avLst/>
-                    </a:prstGeom>
-                    <a:noFill/>
-                    <a:ln>
-                      <a:noFill/>
-                    </a:ln>
-                  </pic:spPr>
-                </pic:pic>
-              </a:graphicData>
-            </a:graphic>
-            <wp14:sizeRelH relativeFrom="page">
-              <wp14:pctWidth>0</wp14:pctWidth>
-            </wp14:sizeRelH>
-            <wp14:sizeRelV relativeFrom="page">
-              <wp14:pctHeight>0</wp14:pctHeight>
-            </wp14:sizeRelV>
-          </wp:anchor>
-        </w:drawing>
-      </w:r>
+        <w:jc w:val="center"/>
+        <w:rPr>
+          <w:rFonts w:ascii="Times New Roman" w:eastAsia="Times New Roman" w:hAnsi="Times New Roman"/>
+          <w:b/>
+          <w:bCs/>
+          <w:sz w:val="28"/>
+          <w:szCs w:val="28"/>
+          <w:lang w:val="en-US"/>
+        </w:rPr>
+      </w:pPr>
     </w:p>
     <w:p>
       <w:pPr>
         <w:spacing w:after="0" w:line="240" w:lineRule="auto"/>
-        <w:ind w:left="1418" w:right="1559"/>
-        <w:rPr>
-          <w:rFonts w:cs="Calibri"/>
-          <w:sz w:val="24"/>
-          <w:szCs w:val="24"/>
-          <w:lang w:eastAsia="id-ID"/>
-        </w:rPr>
-      </w:pPr>
-      <w:r>
-        <w:rPr>
-          <w:rFonts w:cs="Calibri"/>
-          <w:noProof/>
-          <w:sz w:val="24"/>
-          <w:szCs w:val="24"/>
-          <w:lang w:eastAsia="id-ID"/>
-        </w:rPr>
-        <mc:AlternateContent>
-          <mc:Choice Requires="wps">
-            <w:drawing>
-              <wp:anchor distT="0" distB="0" distL="114300" distR="114300" simplePos="0" relativeHeight="251656704" behindDoc="0" locked="0" layoutInCell="1" allowOverlap="1" wp14:anchorId="7286197C" wp14:editId="0CF46EF2">
-                <wp:simplePos x="0" y="0"/>
-                <wp:positionH relativeFrom="column">
-                  <wp:posOffset>4664710</wp:posOffset>
-                </wp:positionH>
-                <wp:positionV relativeFrom="paragraph">
-                  <wp:posOffset>22225</wp:posOffset>
-                </wp:positionV>
-                <wp:extent cx="2769870" cy="838835"/>
-                <wp:effectExtent l="0" t="0" r="0" b="0"/>
-                <wp:wrapNone/>
-                <wp:docPr id="11" name="Text Box 2"/>
-                <wp:cNvGraphicFramePr>
-                  <a:graphicFrameLocks xmlns:a="http://schemas.openxmlformats.org/drawingml/2006/main"/>
-                </wp:cNvGraphicFramePr>
-                <a:graphic xmlns:a="http://schemas.openxmlformats.org/drawingml/2006/main">
-                  <a:graphicData uri="http://schemas.microsoft.com/office/word/2010/wordprocessingShape">
-                    <wps:wsp>
-                      <wps:cNvSpPr txBox="1">
-                        <a:spLocks noChangeArrowheads="1"/>
-                      </wps:cNvSpPr>
-                      <wps:spPr bwMode="auto">
-                        <a:xfrm>
-                          <a:off x="0" y="0"/>
-                          <a:ext cx="2769870" cy="838835"/>
-                        </a:xfrm>
-                        <a:prstGeom prst="rect">
-                          <a:avLst/>
-                        </a:prstGeom>
-                        <a:solidFill>
-                          <a:srgbClr val="FFFFFF"/>
-                        </a:solidFill>
-                        <a:ln w="9525">
-                          <a:noFill/>
-                          <a:miter lim="800000"/>
-                          <a:headEnd/>
-                          <a:tailEnd/>
-                        </a:ln>
-                      </wps:spPr>
-                      <wps:txbx>
-                        <w:txbxContent>
-                          <w:p>
-                            <w:pPr>
-                              <w:spacing w:after="0" w:line="240" w:lineRule="auto"/>
-                              <w:rPr>
-                                <w:rFonts w:ascii="Barmeno Regular" w:hAnsi="Barmeno Regular" w:cs="Calibri"/>
-                                <w:b/>
-                                <w:sz w:val="20"/>
-                                <w:szCs w:val="16"/>
-                              </w:rPr>
-                            </w:pPr>
-                            <w:r>
-                              <w:rPr>
-                                <w:rFonts w:ascii="Barmeno Regular" w:hAnsi="Barmeno Regular" w:cs="Calibri"/>
-                                <w:b/>
-                                <w:sz w:val="20"/>
-                                <w:szCs w:val="16"/>
-                              </w:rPr>
-                              <w:t>DEPARTEMEN SILVIKULTUR</w:t>
-                            </w:r>
-                          </w:p>
-                          <w:p>
-                            <w:pPr>
-                              <w:spacing w:after="0" w:line="240" w:lineRule="auto"/>
-                              <w:rPr>
-                                <w:rFonts w:ascii="Barmeno Regular" w:hAnsi="Barmeno Regular" w:cs="Calibri"/>
-                                <w:sz w:val="20"/>
-                                <w:szCs w:val="16"/>
-                              </w:rPr>
-                            </w:pPr>
-                            <w:r>
-                              <w:rPr>
-                                <w:rFonts w:ascii="Barmeno Regular" w:hAnsi="Barmeno Regular" w:cs="Calibri"/>
-                                <w:sz w:val="20"/>
-                                <w:szCs w:val="16"/>
-                              </w:rPr>
-                              <w:t>Kampus IPB Dramaga, Bogor 16680</w:t>
-                            </w:r>
-                          </w:p>
-                          <w:p>
-                            <w:pPr>
-                              <w:tabs>
-                                <w:tab w:val="left" w:pos="851"/>
-                              </w:tabs>
-                              <w:spacing w:after="0" w:line="240" w:lineRule="auto"/>
-                              <w:rPr>
-                                <w:rFonts w:ascii="Barmeno Regular" w:hAnsi="Barmeno Regular" w:cs="Calibri"/>
-                                <w:sz w:val="20"/>
-                                <w:szCs w:val="16"/>
-                              </w:rPr>
-                            </w:pPr>
-                            <w:r>
-                              <w:rPr>
-                                <w:rFonts w:ascii="Barmeno Regular" w:hAnsi="Barmeno Regular" w:cs="Calibri"/>
-                                <w:sz w:val="20"/>
-                                <w:szCs w:val="16"/>
-                              </w:rPr>
-                              <w:t>Telepon</w:t>
-                            </w:r>
-                            <w:r>
-                              <w:rPr>
-                                <w:rFonts w:ascii="Barmeno Regular" w:hAnsi="Barmeno Regular" w:cs="Calibri"/>
-                                <w:sz w:val="20"/>
-                                <w:szCs w:val="16"/>
-                              </w:rPr>
-                              <w:tab/>
-                              <w:t>+62 251 862 6806</w:t>
-                            </w:r>
-                          </w:p>
-                          <w:p>
-                            <w:pPr>
-                              <w:tabs>
-                                <w:tab w:val="left" w:pos="851"/>
-                              </w:tabs>
-                              <w:spacing w:after="0" w:line="240" w:lineRule="auto"/>
-                              <w:rPr>
-                                <w:rFonts w:ascii="Barmeno Regular" w:hAnsi="Barmeno Regular" w:cs="Calibri"/>
-                                <w:sz w:val="20"/>
-                                <w:szCs w:val="16"/>
-                              </w:rPr>
-                            </w:pPr>
-                            <w:r>
-                              <w:rPr>
-                                <w:rFonts w:ascii="Barmeno Regular" w:hAnsi="Barmeno Regular" w:cs="Calibri"/>
-                                <w:sz w:val="20"/>
-                                <w:szCs w:val="16"/>
-                              </w:rPr>
-                              <w:t>Facsimile</w:t>
-                            </w:r>
-                            <w:r>
-                              <w:rPr>
-                                <w:rFonts w:ascii="Barmeno Regular" w:hAnsi="Barmeno Regular" w:cs="Calibri"/>
-                                <w:sz w:val="20"/>
-                                <w:szCs w:val="16"/>
-                              </w:rPr>
-                              <w:tab/>
-                              <w:t>+62 251 862 6886</w:t>
-                            </w:r>
-                          </w:p>
-                          <w:p>
-                            <w:pPr>
-                              <w:tabs>
-                                <w:tab w:val="left" w:pos="851"/>
-                              </w:tabs>
-                              <w:spacing w:after="0" w:line="240" w:lineRule="auto"/>
-                              <w:rPr>
-                                <w:rFonts w:ascii="Barmeno Regular" w:hAnsi="Barmeno Regular" w:cs="Calibri"/>
-                                <w:color w:val="0070C0"/>
-                                <w:sz w:val="16"/>
-                                <w:szCs w:val="16"/>
-                                <w:u w:val="single"/>
-                              </w:rPr>
-                            </w:pPr>
-                            <w:hyperlink r:id="rId6" w:history="1">
-                              <w:r>
-                                <w:rPr>
-                                  <w:rFonts w:ascii="Barmeno Regular" w:hAnsi="Barmeno Regular" w:cs="Calibri"/>
-                                  <w:color w:val="0070C0"/>
-                                  <w:sz w:val="16"/>
-                                  <w:szCs w:val="16"/>
-                                  <w:u w:val="single"/>
-                                </w:rPr>
-                                <w:t>silvikultur@apps.ipb.ac.id</w:t>
-                              </w:r>
-                            </w:hyperlink>
-                            <w:r>
-                              <w:rPr>
-                                <w:rFonts w:ascii="Barmeno Regular" w:hAnsi="Barmeno Regular" w:cs="Calibri"/>
-                                <w:sz w:val="16"/>
-                                <w:szCs w:val="16"/>
-                              </w:rPr>
-                              <w:t xml:space="preserve">  </w:t>
-                            </w:r>
-                            <w:r>
-                              <w:rPr>
-                                <w:rFonts w:ascii="Barmeno Regular" w:hAnsi="Barmeno Regular" w:cs="Calibri"/>
-                                <w:color w:val="0070C0"/>
-                                <w:sz w:val="16"/>
-                                <w:szCs w:val="16"/>
-                                <w:u w:val="single"/>
-                              </w:rPr>
-                              <w:t>silvikultur.fahutan.ipb.ac.id</w:t>
-                            </w:r>
-                          </w:p>
-                          <w:p>
-                            <w:pPr>
-                              <w:spacing w:after="0"/>
-                              <w:rPr>
-                                <w:rFonts w:ascii="Barmeno Regular" w:hAnsi="Barmeno Regular" w:cs="Calibri"/>
-                                <w:sz w:val="16"/>
-                                <w:szCs w:val="16"/>
-                              </w:rPr>
-                            </w:pPr>
-                            <w:r>
-                              <w:rPr>
-                                <w:rFonts w:ascii="Barmeno Regular" w:hAnsi="Barmeno Regular" w:cs="Calibri"/>
-                                <w:sz w:val="16"/>
-                                <w:szCs w:val="16"/>
-                              </w:rPr>
-                              <w:t xml:space="preserve">     </w:t>
-                            </w:r>
-                          </w:p>
-                        </w:txbxContent>
-                      </wps:txbx>
-                      <wps:bodyPr rot="0" vert="horz" wrap="square" lIns="91440" tIns="45720" rIns="91440" bIns="45720" anchor="t" anchorCtr="0">
-                        <a:noAutofit/>
-                      </wps:bodyPr>
-                    </wps:wsp>
-                  </a:graphicData>
-                </a:graphic>
-                <wp14:sizeRelH relativeFrom="page">
-                  <wp14:pctWidth>0</wp14:pctWidth>
-                </wp14:sizeRelH>
-                <wp14:sizeRelV relativeFrom="page">
-                  <wp14:pctHeight>0</wp14:pctHeight>
-                </wp14:sizeRelV>
-              </wp:anchor>
-            </w:drawing>
-          </mc:Choice>
-          <mc:Fallback>
-            <w:pict>
-              <v:shapetype w14:anchorId="7286197C" id="_x0000_t202" coordsize="21600,21600" o:spt="202" path="m,l,21600r21600,l21600,xe">
-                <v:stroke joinstyle="miter"/>
-                <v:path gradientshapeok="t" o:connecttype="rect"/>
-              </v:shapetype>
-              <v:shape id="Text Box 2" o:spid="_x0000_s1026" type="#_x0000_t202" style="position:absolute;left:0;text-align:left;margin-left:367.3pt;margin-top:1.75pt;width:218.1pt;height:66.05pt;z-index:251656704;visibility:visible;mso-wrap-style:square;mso-width-percent:0;mso-height-percent:0;mso-wrap-distance-left:9pt;mso-wrap-distance-top:0;mso-wrap-distance-right:9pt;mso-wrap-distance-bottom:0;mso-position-horizontal:absolute;mso-position-horizontal-relative:text;mso-position-vertical:absolute;mso-position-vertical-relative:text;mso-width-percent:0;mso-height-percent:0;mso-width-relative:page;mso-height-relative:page;v-text-anchor:top" o:gfxdata="UEsDBBQABgAIAAAAIQC2gziS/gAAAOEBAAATAAAAW0NvbnRlbnRfVHlwZXNdLnhtbJSRQU7DMBBF&#10;90jcwfIWJU67QAgl6YK0S0CoHGBkTxKLZGx5TGhvj5O2G0SRWNoz/78nu9wcxkFMGNg6quQqL6RA&#10;0s5Y6ir5vt9lD1JwBDIwOMJKHpHlpr69KfdHjyxSmriSfYz+USnWPY7AufNIadK6MEJMx9ApD/oD&#10;OlTrorhX2lFEilmcO2RdNtjC5xDF9pCuTyYBB5bi6bQ4syoJ3g9WQ0ymaiLzg5KdCXlKLjvcW893&#10;SUOqXwnz5DrgnHtJTxOsQfEKIT7DmDSUCaxw7Rqn8787ZsmRM9e2VmPeBN4uqYvTtW7jvijg9N/y&#10;JsXecLq0q+WD6m8AAAD//wMAUEsDBBQABgAIAAAAIQA4/SH/1gAAAJQBAAALAAAAX3JlbHMvLnJl&#10;bHOkkMFqwzAMhu+DvYPRfXGawxijTi+j0GvpHsDYimMaW0Yy2fr2M4PBMnrbUb/Q94l/f/hMi1qR&#10;JVI2sOt6UJgd+ZiDgffL8ekFlFSbvV0oo4EbChzGx4f9GRdb25HMsYhqlCwG5lrLq9biZkxWOiqY&#10;22YiTra2kYMu1l1tQD30/bPm3wwYN0x18gb45AdQl1tp5j/sFB2T0FQ7R0nTNEV3j6o9feQzro1i&#10;OWA14Fm+Q8a1a8+Bvu/d/dMb2JY5uiPbhG/ktn4cqGU/er3pcvwCAAD//wMAUEsDBBQABgAIAAAA&#10;IQBNUfBpDQIAAPYDAAAOAAAAZHJzL2Uyb0RvYy54bWysU9uO2jAQfa/Uf7D8XgIsLBARVlu2VJW2&#10;F2nbD3Ach1h1PO7YkNCv79hkWdq+VfWD5fGMz8ycOV7f9a1hR4Vegy34ZDTmTFkJlbb7gn/7unuz&#10;5MwHYSthwKqCn5Tnd5vXr9ady9UUGjCVQkYg1uedK3gTgsuzzMtGtcKPwClLzhqwFYFM3GcVio7Q&#10;W5NNx+PbrAOsHIJU3tPtw9nJNwm/rpUMn+vaq8BMwam2kHZMexn3bLMW+R6Fa7QcyhD/UEUrtKWk&#10;F6gHEQQ7oP4LqtUSwUMdRhLaDOpaS5V6oG4m4z+6eWqEU6kXIse7C03+/8HKT8cn9wVZ6N9CTwNM&#10;TXj3CPK7Zxa2jbB7dY8IXaNERYknkbKscz4fnkaqfe4jSNl9hIqGLA4BElBfYxtZoT4ZodMAThfS&#10;VR+YpMvp4na1XJBLkm95s1zezFMKkT+/dujDewUti4eCIw01oYvjow+xGpE/h8RkHoyudtqYZOC+&#10;3BpkR0EC2KU1oP8WZizrCr6aT+cJ2UJ8n7TR6kACNbql4sZxnSUT2XhnqxQShDbnM1Vi7EBPZOTM&#10;TejLngIjTSVUJyIK4SxE+jh0aAB/ctaRCAvufxwEKs7MB0tkryazWVRtMmbzxZQMvPaU1x5hJUEV&#10;PHB2Pm5DUnrkwcI9DaXWia+XSoZaSVyJxuEjRPVe2ynq5btufgEAAP//AwBQSwMEFAAGAAgAAAAh&#10;AMO9hnXfAAAACgEAAA8AAABkcnMvZG93bnJldi54bWxMj8FOwzAQRO9I/IO1SFwQdUqahKZxKkAC&#10;cW3pBzjxNomI11HsNunfsz3R245mNPum2M62F2ccfedIwXIRgUCqnemoUXD4+Xx+BeGDJqN7R6jg&#10;gh625f1doXPjJtrheR8awSXkc62gDWHIpfR1i1b7hRuQ2Du60erAcmykGfXE5baXL1GUSqs74g+t&#10;HvCjxfp3f7IKjt/TU7Keqq9wyHar9F13WeUuSj0+zG8bEAHn8B+GKz6jQ8lMlTuR8aJXkMWrlKMK&#10;4gTE1V9mEW+p+IqTFGRZyNsJ5R8AAAD//wMAUEsBAi0AFAAGAAgAAAAhALaDOJL+AAAA4QEAABMA&#10;AAAAAAAAAAAAAAAAAAAAAFtDb250ZW50X1R5cGVzXS54bWxQSwECLQAUAAYACAAAACEAOP0h/9YA&#10;AACUAQAACwAAAAAAAAAAAAAAAAAvAQAAX3JlbHMvLnJlbHNQSwECLQAUAAYACAAAACEATVHwaQ0C&#10;AAD2AwAADgAAAAAAAAAAAAAAAAAuAgAAZHJzL2Uyb0RvYy54bWxQSwECLQAUAAYACAAAACEAw72G&#10;dd8AAAAKAQAADwAAAAAAAAAAAAAAAABnBAAAZHJzL2Rvd25yZXYueG1sUEsFBgAAAAAEAAQA8wAA&#10;AHMFAAAAAA==&#10;" stroked="f">
-                <v:textbox>
-                  <w:txbxContent>
-                    <w:p>
-                      <w:pPr>
-                        <w:spacing w:after="0" w:line="240" w:lineRule="auto"/>
-                        <w:rPr>
-                          <w:rFonts w:ascii="Barmeno Regular" w:hAnsi="Barmeno Regular" w:cs="Calibri"/>
-                          <w:b/>
-                          <w:sz w:val="20"/>
-                          <w:szCs w:val="16"/>
-                        </w:rPr>
-                      </w:pPr>
-                      <w:r>
-                        <w:rPr>
-                          <w:rFonts w:ascii="Barmeno Regular" w:hAnsi="Barmeno Regular" w:cs="Calibri"/>
-                          <w:b/>
-                          <w:sz w:val="20"/>
-                          <w:szCs w:val="16"/>
-                        </w:rPr>
-                        <w:t>DEPARTEMEN SILVIKULTUR</w:t>
-                      </w:r>
-                    </w:p>
-                    <w:p>
-                      <w:pPr>
-                        <w:spacing w:after="0" w:line="240" w:lineRule="auto"/>
-                        <w:rPr>
-                          <w:rFonts w:ascii="Barmeno Regular" w:hAnsi="Barmeno Regular" w:cs="Calibri"/>
-                          <w:sz w:val="20"/>
-                          <w:szCs w:val="16"/>
-                        </w:rPr>
-                      </w:pPr>
-                      <w:r>
-                        <w:rPr>
-                          <w:rFonts w:ascii="Barmeno Regular" w:hAnsi="Barmeno Regular" w:cs="Calibri"/>
-                          <w:sz w:val="20"/>
-                          <w:szCs w:val="16"/>
-                        </w:rPr>
-                        <w:t>Kampus IPB Dramaga, Bogor 16680</w:t>
-                      </w:r>
-                    </w:p>
-                    <w:p>
-                      <w:pPr>
-                        <w:tabs>
-                          <w:tab w:val="left" w:pos="851"/>
-                        </w:tabs>
-                        <w:spacing w:after="0" w:line="240" w:lineRule="auto"/>
-                        <w:rPr>
-                          <w:rFonts w:ascii="Barmeno Regular" w:hAnsi="Barmeno Regular" w:cs="Calibri"/>
-                          <w:sz w:val="20"/>
-                          <w:szCs w:val="16"/>
-                        </w:rPr>
-                      </w:pPr>
-                      <w:r>
-                        <w:rPr>
-                          <w:rFonts w:ascii="Barmeno Regular" w:hAnsi="Barmeno Regular" w:cs="Calibri"/>
-                          <w:sz w:val="20"/>
-                          <w:szCs w:val="16"/>
-                        </w:rPr>
-                        <w:t>Telepon</w:t>
-                      </w:r>
-                      <w:r>
-                        <w:rPr>
-                          <w:rFonts w:ascii="Barmeno Regular" w:hAnsi="Barmeno Regular" w:cs="Calibri"/>
-                          <w:sz w:val="20"/>
-                          <w:szCs w:val="16"/>
-                        </w:rPr>
-                        <w:tab/>
-                        <w:t>+62 251 862 6806</w:t>
-                      </w:r>
-                    </w:p>
-                    <w:p>
-                      <w:pPr>
-                        <w:tabs>
-                          <w:tab w:val="left" w:pos="851"/>
-                        </w:tabs>
-                        <w:spacing w:after="0" w:line="240" w:lineRule="auto"/>
-                        <w:rPr>
-                          <w:rFonts w:ascii="Barmeno Regular" w:hAnsi="Barmeno Regular" w:cs="Calibri"/>
-                          <w:sz w:val="20"/>
-                          <w:szCs w:val="16"/>
-                        </w:rPr>
-                      </w:pPr>
-                      <w:r>
-                        <w:rPr>
-                          <w:rFonts w:ascii="Barmeno Regular" w:hAnsi="Barmeno Regular" w:cs="Calibri"/>
-                          <w:sz w:val="20"/>
-                          <w:szCs w:val="16"/>
-                        </w:rPr>
-                        <w:t>Facsimile</w:t>
-                      </w:r>
-                      <w:r>
-                        <w:rPr>
-                          <w:rFonts w:ascii="Barmeno Regular" w:hAnsi="Barmeno Regular" w:cs="Calibri"/>
-                          <w:sz w:val="20"/>
-                          <w:szCs w:val="16"/>
-                        </w:rPr>
-                        <w:tab/>
-                        <w:t>+62 251 862 6886</w:t>
-                      </w:r>
-                    </w:p>
-                    <w:p>
-                      <w:pPr>
-                        <w:tabs>
-                          <w:tab w:val="left" w:pos="851"/>
-                        </w:tabs>
-                        <w:spacing w:after="0" w:line="240" w:lineRule="auto"/>
-                        <w:rPr>
-                          <w:rFonts w:ascii="Barmeno Regular" w:hAnsi="Barmeno Regular" w:cs="Calibri"/>
-                          <w:color w:val="0070C0"/>
-                          <w:sz w:val="16"/>
-                          <w:szCs w:val="16"/>
-                          <w:u w:val="single"/>
-                        </w:rPr>
-                      </w:pPr>
-                      <w:hyperlink r:id="rId7" w:history="1">
-                        <w:r>
-                          <w:rPr>
-                            <w:rFonts w:ascii="Barmeno Regular" w:hAnsi="Barmeno Regular" w:cs="Calibri"/>
-                            <w:color w:val="0070C0"/>
-                            <w:sz w:val="16"/>
-                            <w:szCs w:val="16"/>
-                            <w:u w:val="single"/>
-                          </w:rPr>
-                          <w:t>silvikultur@apps.ipb.ac.id</w:t>
-                        </w:r>
-                      </w:hyperlink>
-                      <w:r>
-                        <w:rPr>
-                          <w:rFonts w:ascii="Barmeno Regular" w:hAnsi="Barmeno Regular" w:cs="Calibri"/>
-                          <w:sz w:val="16"/>
-                          <w:szCs w:val="16"/>
-                        </w:rPr>
-                        <w:t xml:space="preserve">  </w:t>
-                      </w:r>
-                      <w:r>
-                        <w:rPr>
-                          <w:rFonts w:ascii="Barmeno Regular" w:hAnsi="Barmeno Regular" w:cs="Calibri"/>
-                          <w:color w:val="0070C0"/>
-                          <w:sz w:val="16"/>
-                          <w:szCs w:val="16"/>
-                          <w:u w:val="single"/>
-                        </w:rPr>
-                        <w:t>silvikultur.fahutan.ipb.ac.id</w:t>
-                      </w:r>
-                    </w:p>
-                    <w:p>
-                      <w:pPr>
-                        <w:spacing w:after="0"/>
-                        <w:rPr>
-                          <w:rFonts w:ascii="Barmeno Regular" w:hAnsi="Barmeno Regular" w:cs="Calibri"/>
-                          <w:sz w:val="16"/>
-                          <w:szCs w:val="16"/>
-                        </w:rPr>
-                      </w:pPr>
-                      <w:r>
-                        <w:rPr>
-                          <w:rFonts w:ascii="Barmeno Regular" w:hAnsi="Barmeno Regular" w:cs="Calibri"/>
-                          <w:sz w:val="16"/>
-                          <w:szCs w:val="16"/>
-                        </w:rPr>
-                        <w:t xml:space="preserve">     </w:t>
-                      </w:r>
-                    </w:p>
-                  </w:txbxContent>
-                </v:textbox>
-              </v:shape>
-            </w:pict>
-          </mc:Fallback>
-        </mc:AlternateContent>
-      </w:r>
-      <w:r>
-        <w:rPr>
-          <w:rFonts w:cs="Calibri"/>
-          <w:noProof/>
-          <w:sz w:val="24"/>
-          <w:szCs w:val="24"/>
-          <w:lang w:eastAsia="id-ID"/>
-        </w:rPr>
-        <mc:AlternateContent>
-          <mc:Choice Requires="wps">
-            <w:drawing>
-              <wp:anchor distT="0" distB="0" distL="114300" distR="114300" simplePos="0" relativeHeight="251654656" behindDoc="0" locked="0" layoutInCell="1" allowOverlap="1" wp14:anchorId="1D8CA143" wp14:editId="7C46A448">
-                <wp:simplePos x="0" y="0"/>
-                <wp:positionH relativeFrom="column">
-                  <wp:posOffset>397510</wp:posOffset>
-                </wp:positionH>
-                <wp:positionV relativeFrom="paragraph">
-                  <wp:posOffset>20320</wp:posOffset>
-                </wp:positionV>
-                <wp:extent cx="4084320" cy="839470"/>
-                <wp:effectExtent l="0" t="0" r="0" b="0"/>
-                <wp:wrapNone/>
-                <wp:docPr id="307" name="Text Box 2"/>
-                <wp:cNvGraphicFramePr>
-                  <a:graphicFrameLocks xmlns:a="http://schemas.openxmlformats.org/drawingml/2006/main"/>
-                </wp:cNvGraphicFramePr>
-                <a:graphic xmlns:a="http://schemas.openxmlformats.org/drawingml/2006/main">
-                  <a:graphicData uri="http://schemas.microsoft.com/office/word/2010/wordprocessingShape">
-                    <wps:wsp>
-                      <wps:cNvSpPr txBox="1">
-                        <a:spLocks noChangeArrowheads="1"/>
-                      </wps:cNvSpPr>
-                      <wps:spPr bwMode="auto">
-                        <a:xfrm>
-                          <a:off x="0" y="0"/>
-                          <a:ext cx="4084320" cy="839470"/>
-                        </a:xfrm>
-                        <a:prstGeom prst="rect">
-                          <a:avLst/>
-                        </a:prstGeom>
-                        <a:solidFill>
-                          <a:srgbClr val="FFFFFF"/>
-                        </a:solidFill>
-                        <a:ln w="9525">
-                          <a:noFill/>
-                          <a:miter lim="800000"/>
-                          <a:headEnd/>
-                          <a:tailEnd/>
-                        </a:ln>
-                      </wps:spPr>
-                      <wps:txbx>
-                        <w:txbxContent>
-                          <w:p>
-                            <w:pPr>
-                              <w:spacing w:after="0" w:line="240" w:lineRule="auto"/>
-                              <w:rPr>
-                                <w:rFonts w:ascii="Barmeno Regular" w:hAnsi="Barmeno Regular"/>
-                                <w:bCs/>
-                                <w:spacing w:val="4"/>
-                                <w:sz w:val="20"/>
-                                <w:szCs w:val="20"/>
-                                <w:lang w:val="en-US"/>
-                              </w:rPr>
-                            </w:pPr>
-                            <w:r>
-                              <w:rPr>
-                                <w:rFonts w:ascii="Barmeno Regular" w:hAnsi="Barmeno Regular"/>
-                                <w:bCs/>
-                                <w:spacing w:val="4"/>
-                                <w:sz w:val="20"/>
-                                <w:szCs w:val="20"/>
-                                <w:lang w:val="en-US"/>
-                              </w:rPr>
-                              <w:t>KEMENTERIAN PENDIDIKAN, KEBUDAYAAN, RISET, DAN TEKNOLOGI</w:t>
-                            </w:r>
-                          </w:p>
-                          <w:p>
-                            <w:pPr>
-                              <w:spacing w:after="0" w:line="240" w:lineRule="auto"/>
-                              <w:rPr>
-                                <w:rFonts w:ascii="Barmeno Regular" w:hAnsi="Barmeno Regular"/>
-                                <w:b/>
-                                <w:sz w:val="46"/>
-                                <w:szCs w:val="46"/>
-                              </w:rPr>
-                            </w:pPr>
-                            <w:r>
-                              <w:rPr>
-                                <w:rFonts w:ascii="Barmeno Regular" w:hAnsi="Barmeno Regular"/>
-                                <w:b/>
-                                <w:sz w:val="46"/>
-                                <w:szCs w:val="46"/>
-                              </w:rPr>
-                              <w:t>INSTITUT PERTANIAN BOGOR</w:t>
-                            </w:r>
-                          </w:p>
-                          <w:p>
-                            <w:pPr>
-                              <w:spacing w:after="0" w:line="240" w:lineRule="auto"/>
-                              <w:rPr>
-                                <w:rFonts w:ascii="Barmeno Regular" w:hAnsi="Barmeno Regular"/>
-                                <w:color w:val="808080"/>
-                                <w:sz w:val="28"/>
-                                <w:szCs w:val="28"/>
-                              </w:rPr>
-                            </w:pPr>
-                            <w:r>
-                              <w:rPr>
-                                <w:rFonts w:ascii="Barmeno Regular" w:hAnsi="Barmeno Regular"/>
-                                <w:color w:val="808080"/>
-                                <w:sz w:val="28"/>
-                                <w:szCs w:val="28"/>
-                              </w:rPr>
-                              <w:t>FAKULTAS KEHUTANAN DAN LINGKUNGAN</w:t>
-                            </w:r>
-                          </w:p>
-                          <w:p>
-                            <w:pPr>
-                              <w:spacing w:after="0" w:line="240" w:lineRule="auto"/>
-                              <w:rPr>
-                                <w:rFonts w:ascii="Barmeno Regular" w:hAnsi="Barmeno Regular"/>
-                                <w:sz w:val="28"/>
-                                <w:szCs w:val="28"/>
-                              </w:rPr>
-                            </w:pPr>
-                          </w:p>
-                        </w:txbxContent>
-                      </wps:txbx>
-                      <wps:bodyPr rot="0" vert="horz" wrap="square" lIns="91440" tIns="45720" rIns="91440" bIns="45720" anchor="t" anchorCtr="0">
-                        <a:noAutofit/>
-                      </wps:bodyPr>
-                    </wps:wsp>
-                  </a:graphicData>
-                </a:graphic>
-                <wp14:sizeRelH relativeFrom="page">
-                  <wp14:pctWidth>0</wp14:pctWidth>
-                </wp14:sizeRelH>
-                <wp14:sizeRelV relativeFrom="page">
-                  <wp14:pctHeight>0</wp14:pctHeight>
-                </wp14:sizeRelV>
-              </wp:anchor>
-            </w:drawing>
-          </mc:Choice>
-          <mc:Fallback>
-            <w:pict>
-              <v:shape w14:anchorId="1D8CA143" id="_x0000_s1027" type="#_x0000_t202" style="position:absolute;left:0;text-align:left;margin-left:31.3pt;margin-top:1.6pt;width:321.6pt;height:66.1pt;z-index:251654656;visibility:visible;mso-wrap-style:square;mso-width-percent:0;mso-height-percent:0;mso-wrap-distance-left:9pt;mso-wrap-distance-top:0;mso-wrap-distance-right:9pt;mso-wrap-distance-bottom:0;mso-position-horizontal:absolute;mso-position-horizontal-relative:text;mso-position-vertical:absolute;mso-position-vertical-relative:text;mso-width-percent:0;mso-height-percent:0;mso-width-relative:page;mso-height-relative:page;v-text-anchor:top" o:gfxdata="UEsDBBQABgAIAAAAIQC2gziS/gAAAOEBAAATAAAAW0NvbnRlbnRfVHlwZXNdLnhtbJSRQU7DMBBF&#10;90jcwfIWJU67QAgl6YK0S0CoHGBkTxKLZGx5TGhvj5O2G0SRWNoz/78nu9wcxkFMGNg6quQqL6RA&#10;0s5Y6ir5vt9lD1JwBDIwOMJKHpHlpr69KfdHjyxSmriSfYz+USnWPY7AufNIadK6MEJMx9ApD/oD&#10;OlTrorhX2lFEilmcO2RdNtjC5xDF9pCuTyYBB5bi6bQ4syoJ3g9WQ0ymaiLzg5KdCXlKLjvcW893&#10;SUOqXwnz5DrgnHtJTxOsQfEKIT7DmDSUCaxw7Rqn8787ZsmRM9e2VmPeBN4uqYvTtW7jvijg9N/y&#10;JsXecLq0q+WD6m8AAAD//wMAUEsDBBQABgAIAAAAIQA4/SH/1gAAAJQBAAALAAAAX3JlbHMvLnJl&#10;bHOkkMFqwzAMhu+DvYPRfXGawxijTi+j0GvpHsDYimMaW0Yy2fr2M4PBMnrbUb/Q94l/f/hMi1qR&#10;JVI2sOt6UJgd+ZiDgffL8ekFlFSbvV0oo4EbChzGx4f9GRdb25HMsYhqlCwG5lrLq9biZkxWOiqY&#10;22YiTra2kYMu1l1tQD30/bPm3wwYN0x18gb45AdQl1tp5j/sFB2T0FQ7R0nTNEV3j6o9feQzro1i&#10;OWA14Fm+Q8a1a8+Bvu/d/dMb2JY5uiPbhG/ktn4cqGU/er3pcvwCAAD//wMAUEsDBBQABgAIAAAA&#10;IQC1TFH/DwIAAP0DAAAOAAAAZHJzL2Uyb0RvYy54bWysk99u2yAUxu8n7R0Q94ud1FkTK07Vpcs0&#10;qfsjdXsAjHGMBhwGJHb39D1gN426u2m+QOADH+f8zsfmZtCKnITzEkxF57OcEmE4NNIcKvrzx/7d&#10;ihIfmGmYAiMq+ig8vdm+fbPpbSkW0IFqhCMoYnzZ24p2IdgyyzzvhGZ+BlYYDLbgNAu4dIescaxH&#10;da2yRZ6/z3pwjXXAhff4924M0m3Sb1vBw7e29SIQVVHMLaTRpbGOY7bdsPLgmO0kn9Jg/5CFZtLg&#10;pWepOxYYOTr5l5SW3IGHNsw46AzaVnKRasBq5vmrah46ZkWqBeF4e8bk/58s/3p6sN8dCcMHGLCB&#10;qQhv74H/8sTArmPmIG6dg74TrMGL5xFZ1ltfTkcjal/6KFL3X6DBJrNjgCQ0tE5HKlgnQXVswOMZ&#10;uhgC4fizyFfF1QJDHGOrq3VxnbqSsfL5tHU+fBKgSZxU1GFTkzo73fsQs2Hl85Z4mQclm71UKi3c&#10;od4pR04MDbBPXyrg1TZlSF/R9XKxTMoG4vnkDS0DGlRJjcnl8RstE2l8NE3aEphU4xwzUWbCE4mM&#10;bMJQD0Q2E7tIq4bmEXk5GP2I7wcnHbg/lPToxYr630fmBCXqs0Hm63lRRPOmRbG8jrTcZaS+jDDD&#10;UaqigZJxugvJ8BGHgVvsTSsTtpdMppTRY4nm9B6iiS/XadfLq90+AQAA//8DAFBLAwQUAAYACAAA&#10;ACEALljpONwAAAAIAQAADwAAAGRycy9kb3ducmV2LnhtbEyP0U6DQBBF3038h82Y+GLsIi2gyNKo&#10;icbX1n7AAFMgsrOE3Rb6945P+ji5J3fOLbaLHdSZJt87NvCwikAR167puTVw+Hq/fwTlA3KDg2My&#10;cCEP2/L6qsC8cTPv6LwPrZIS9jka6EIYc6193ZFFv3IjsWRHN1kMck6tbiacpdwOOo6iVFvsWT50&#10;ONJbR/X3/mQNHD/nu+Rprj7CIdtt0lfss8pdjLm9WV6eQQVawh8Mv/qiDqU4Ve7EjVeDgTROhTSw&#10;jkFJnEWJLKmEWycb0GWh/w8ofwAAAP//AwBQSwECLQAUAAYACAAAACEAtoM4kv4AAADhAQAAEwAA&#10;AAAAAAAAAAAAAAAAAAAAW0NvbnRlbnRfVHlwZXNdLnhtbFBLAQItABQABgAIAAAAIQA4/SH/1gAA&#10;AJQBAAALAAAAAAAAAAAAAAAAAC8BAABfcmVscy8ucmVsc1BLAQItABQABgAIAAAAIQC1TFH/DwIA&#10;AP0DAAAOAAAAAAAAAAAAAAAAAC4CAABkcnMvZTJvRG9jLnhtbFBLAQItABQABgAIAAAAIQAuWOk4&#10;3AAAAAgBAAAPAAAAAAAAAAAAAAAAAGkEAABkcnMvZG93bnJldi54bWxQSwUGAAAAAAQABADzAAAA&#10;cgUAAAAA&#10;" stroked="f">
-                <v:textbox>
-                  <w:txbxContent>
-                    <w:p>
-                      <w:pPr>
-                        <w:spacing w:after="0" w:line="240" w:lineRule="auto"/>
-                        <w:rPr>
-                          <w:rFonts w:ascii="Barmeno Regular" w:hAnsi="Barmeno Regular"/>
-                          <w:bCs/>
-                          <w:spacing w:val="4"/>
-                          <w:sz w:val="20"/>
-                          <w:szCs w:val="20"/>
-                          <w:lang w:val="en-US"/>
-                        </w:rPr>
-                      </w:pPr>
-                      <w:r>
-                        <w:rPr>
-                          <w:rFonts w:ascii="Barmeno Regular" w:hAnsi="Barmeno Regular"/>
-                          <w:bCs/>
-                          <w:spacing w:val="4"/>
-                          <w:sz w:val="20"/>
-                          <w:szCs w:val="20"/>
-                          <w:lang w:val="en-US"/>
-                        </w:rPr>
-                        <w:t>KEMENTERIAN PENDIDIKAN, KEBUDAYAAN, RISET, DAN TEKNOLOGI</w:t>
-                      </w:r>
-                    </w:p>
-                    <w:p>
-                      <w:pPr>
-                        <w:spacing w:after="0" w:line="240" w:lineRule="auto"/>
-                        <w:rPr>
-                          <w:rFonts w:ascii="Barmeno Regular" w:hAnsi="Barmeno Regular"/>
-                          <w:b/>
-                          <w:sz w:val="46"/>
-                          <w:szCs w:val="46"/>
-                        </w:rPr>
-                      </w:pPr>
-                      <w:r>
-                        <w:rPr>
-                          <w:rFonts w:ascii="Barmeno Regular" w:hAnsi="Barmeno Regular"/>
-                          <w:b/>
-                          <w:sz w:val="46"/>
-                          <w:szCs w:val="46"/>
-                        </w:rPr>
-                        <w:t>INSTITUT PERTANIAN BOGOR</w:t>
-                      </w:r>
-                    </w:p>
-                    <w:p>
-                      <w:pPr>
-                        <w:spacing w:after="0" w:line="240" w:lineRule="auto"/>
-                        <w:rPr>
-                          <w:rFonts w:ascii="Barmeno Regular" w:hAnsi="Barmeno Regular"/>
-                          <w:color w:val="808080"/>
-                          <w:sz w:val="28"/>
-                          <w:szCs w:val="28"/>
-                        </w:rPr>
-                      </w:pPr>
-                      <w:r>
-                        <w:rPr>
-                          <w:rFonts w:ascii="Barmeno Regular" w:hAnsi="Barmeno Regular"/>
-                          <w:color w:val="808080"/>
-                          <w:sz w:val="28"/>
-                          <w:szCs w:val="28"/>
-                        </w:rPr>
-                        <w:t>FAKULTAS KEHUTANAN DAN LINGKUNGAN</w:t>
-                      </w:r>
-                    </w:p>
-                    <w:p>
-                      <w:pPr>
-                        <w:spacing w:after="0" w:line="240" w:lineRule="auto"/>
-                        <w:rPr>
-                          <w:rFonts w:ascii="Barmeno Regular" w:hAnsi="Barmeno Regular"/>
-                          <w:sz w:val="28"/>
-                          <w:szCs w:val="28"/>
-                        </w:rPr>
-                      </w:pPr>
-                    </w:p>
-                  </w:txbxContent>
-                </v:textbox>
-              </v:shape>
-            </w:pict>
-          </mc:Fallback>
-        </mc:AlternateContent>
-      </w:r>
-      <w:r>
-        <w:rPr>
-          <w:rFonts w:cs="Calibri"/>
-          <w:noProof/>
-          <w:sz w:val="24"/>
-          <w:szCs w:val="24"/>
-          <w:lang w:eastAsia="id-ID"/>
-        </w:rPr>
-        <mc:AlternateContent>
-          <mc:Choice Requires="wps">
-            <w:drawing>
-              <wp:anchor distT="0" distB="0" distL="114299" distR="114299" simplePos="0" relativeHeight="251655680" behindDoc="0" locked="0" layoutInCell="1" allowOverlap="1" wp14:anchorId="37133A84" wp14:editId="74C04441">
-                <wp:simplePos x="0" y="0"/>
-                <wp:positionH relativeFrom="column">
-                  <wp:posOffset>4563109</wp:posOffset>
-                </wp:positionH>
-                <wp:positionV relativeFrom="paragraph">
-                  <wp:posOffset>117475</wp:posOffset>
-                </wp:positionV>
-                <wp:extent cx="0" cy="655955"/>
-                <wp:effectExtent l="0" t="0" r="19050" b="10795"/>
-                <wp:wrapNone/>
-                <wp:docPr id="1" name="Straight Connector 1"/>
-                <wp:cNvGraphicFramePr>
-                  <a:graphicFrameLocks xmlns:a="http://schemas.openxmlformats.org/drawingml/2006/main"/>
-                </wp:cNvGraphicFramePr>
-                <a:graphic xmlns:a="http://schemas.openxmlformats.org/drawingml/2006/main">
-                  <a:graphicData uri="http://schemas.microsoft.com/office/word/2010/wordprocessingShape">
-                    <wps:wsp>
-                      <wps:cNvCnPr>
-                        <a:cxnSpLocks/>
-                      </wps:cNvCnPr>
-                      <wps:spPr>
-                        <a:xfrm>
-                          <a:off x="0" y="0"/>
-                          <a:ext cx="0" cy="655955"/>
-                        </a:xfrm>
-                        <a:prstGeom prst="line">
-                          <a:avLst/>
-                        </a:prstGeom>
-                        <a:noFill/>
-                        <a:ln w="381" cap="flat" cmpd="sng" algn="ctr">
-                          <a:solidFill>
-                            <a:sysClr val="windowText" lastClr="000000"/>
-                          </a:solidFill>
-                          <a:prstDash val="solid"/>
-                        </a:ln>
-                        <a:effectLst/>
-                      </wps:spPr>
-                      <wps:bodyPr/>
-                    </wps:wsp>
-                  </a:graphicData>
-                </a:graphic>
-                <wp14:sizeRelH relativeFrom="page">
-                  <wp14:pctWidth>0</wp14:pctWidth>
-                </wp14:sizeRelH>
-                <wp14:sizeRelV relativeFrom="page">
-                  <wp14:pctHeight>0</wp14:pctHeight>
-                </wp14:sizeRelV>
-              </wp:anchor>
-            </w:drawing>
-          </mc:Choice>
-          <mc:Fallback>
-            <w:pict>
-              <v:line w14:anchorId="23A08058" id="Straight Connector 1" o:spid="_x0000_s1026" style="position:absolute;z-index:251655680;visibility:visible;mso-wrap-style:square;mso-width-percent:0;mso-height-percent:0;mso-wrap-distance-left:3.17497mm;mso-wrap-distance-top:0;mso-wrap-distance-right:3.17497mm;mso-wrap-distance-bottom:0;mso-position-horizontal:absolute;mso-position-horizontal-relative:text;mso-position-vertical:absolute;mso-position-vertical-relative:text;mso-width-percent:0;mso-height-percent:0;mso-width-relative:page;mso-height-relative:page" from="359.3pt,9.25pt" to="359.3pt,60.9pt" o:gfxdata="UEsDBBQABgAIAAAAIQC2gziS/gAAAOEBAAATAAAAW0NvbnRlbnRfVHlwZXNdLnhtbJSRQU7DMBBF&#10;90jcwfIWJU67QAgl6YK0S0CoHGBkTxKLZGx5TGhvj5O2G0SRWNoz/78nu9wcxkFMGNg6quQqL6RA&#10;0s5Y6ir5vt9lD1JwBDIwOMJKHpHlpr69KfdHjyxSmriSfYz+USnWPY7AufNIadK6MEJMx9ApD/oD&#10;OlTrorhX2lFEilmcO2RdNtjC5xDF9pCuTyYBB5bi6bQ4syoJ3g9WQ0ymaiLzg5KdCXlKLjvcW893&#10;SUOqXwnz5DrgnHtJTxOsQfEKIT7DmDSUCaxw7Rqn8787ZsmRM9e2VmPeBN4uqYvTtW7jvijg9N/y&#10;JsXecLq0q+WD6m8AAAD//wMAUEsDBBQABgAIAAAAIQA4/SH/1gAAAJQBAAALAAAAX3JlbHMvLnJl&#10;bHOkkMFqwzAMhu+DvYPRfXGawxijTi+j0GvpHsDYimMaW0Yy2fr2M4PBMnrbUb/Q94l/f/hMi1qR&#10;JVI2sOt6UJgd+ZiDgffL8ekFlFSbvV0oo4EbChzGx4f9GRdb25HMsYhqlCwG5lrLq9biZkxWOiqY&#10;22YiTra2kYMu1l1tQD30/bPm3wwYN0x18gb45AdQl1tp5j/sFB2T0FQ7R0nTNEV3j6o9feQzro1i&#10;OWA14Fm+Q8a1a8+Bvu/d/dMb2JY5uiPbhG/ktn4cqGU/er3pcvwCAAD//wMAUEsDBBQABgAIAAAA&#10;IQDsyNM5sQEAAFwDAAAOAAAAZHJzL2Uyb0RvYy54bWysU8tu2zAQvBfoPxC817QTOEgFyznESC9B&#10;GyDpB2woUiLKF7isJf99l5TspO2tqA4EuY/R7HC4u5ucZUeV0ATf8s1qzZnyMnTG9y3//vLw6ZYz&#10;zOA7sMGrlp8U8rv9xw+7MTbqKgzBdioxAvHYjLHlQ86xEQLloBzgKkTlKalDcpDpmHrRJRgJ3Vlx&#10;tV7fiDGkLqYgFSJFD3OS7yu+1krmb1qjysy2nLjluqa6vpZV7HfQ9AniYORCA/6BhQPj6acXqANk&#10;YD+T+QvKGZkCBp1XMjgRtDZS1Rloms36j2meB4iqzkLiYLzIhP8PVn493vunVKjLyT/HxyB/IIki&#10;xojNJVkOGOeySSdXyok7m6qQp4uQaspMzkFJ0Zvt9vN2WzQW0Jz7YsL8RQXHyqbl1vgyIjRwfMQ8&#10;l55LStiHB2NtvSbr2djy69sNZxLIK9pCpq2LXcvR95yB7cmEMqcKiMGarjQXGDzhvU3sCOQDsk8X&#10;xhciy5kFzJSgCeq3cP2ttbA5AA5zc00tZdYXaFVttpB/U6rsXkN3ekpnOekKqxKL3YpH3p+r6G+P&#10;Yv8LAAD//wMAUEsDBBQABgAIAAAAIQDiHmSf3QAAAAoBAAAPAAAAZHJzL2Rvd25yZXYueG1sTI/B&#10;TsMwEETvSPyDtUjcqJOKljTEqRBSkUA9QNsP2MRuEtVeR7HbhL9nEQd63Jmn2ZliPTkrLmYInScF&#10;6SwBYaj2uqNGwWG/echAhIik0XoyCr5NgHV5e1Ngrv1IX+ayi43gEAo5Kmhj7HMpQ90ah2Hme0Ps&#10;Hf3gMPI5NFIPOHK4s3KeJEvpsCP+0GJvXltTn3Znp+Bte6BPad/3Y7/A7aONq2rzsVLq/m56eQYR&#10;zRT/Yfitz9Wh5E6VP5MOwip4SrMlo2xkCxAM/AkVC/M0A1kW8npC+QMAAP//AwBQSwECLQAUAAYA&#10;CAAAACEAtoM4kv4AAADhAQAAEwAAAAAAAAAAAAAAAAAAAAAAW0NvbnRlbnRfVHlwZXNdLnhtbFBL&#10;AQItABQABgAIAAAAIQA4/SH/1gAAAJQBAAALAAAAAAAAAAAAAAAAAC8BAABfcmVscy8ucmVsc1BL&#10;AQItABQABgAIAAAAIQDsyNM5sQEAAFwDAAAOAAAAAAAAAAAAAAAAAC4CAABkcnMvZTJvRG9jLnht&#10;bFBLAQItABQABgAIAAAAIQDiHmSf3QAAAAoBAAAPAAAAAAAAAAAAAAAAAAsEAABkcnMvZG93bnJl&#10;di54bWxQSwUGAAAAAAQABADzAAAAFQUAAAAA&#10;" strokecolor="windowText" strokeweight=".03pt">
-                <o:lock v:ext="edit" shapetype="f"/>
-              </v:line>
-            </w:pict>
-          </mc:Fallback>
-        </mc:AlternateContent>
-      </w:r>
-      <w:r>
-        <w:rPr>
-          <w:noProof/>
-        </w:rPr>
-        <mc:AlternateContent>
-          <mc:Choice Requires="wps">
-            <w:drawing>
-              <wp:anchor distT="0" distB="0" distL="114300" distR="114300" simplePos="0" relativeHeight="251652608" behindDoc="0" locked="0" layoutInCell="1" allowOverlap="1" wp14:anchorId="77B8B61D" wp14:editId="4A50D665">
-                <wp:simplePos x="0" y="0"/>
-                <wp:positionH relativeFrom="column">
-                  <wp:posOffset>-1162685</wp:posOffset>
-                </wp:positionH>
-                <wp:positionV relativeFrom="paragraph">
-                  <wp:posOffset>3545205</wp:posOffset>
-                </wp:positionV>
-                <wp:extent cx="266700" cy="5534025"/>
-                <wp:effectExtent l="0" t="0" r="0" b="0"/>
-                <wp:wrapNone/>
-                <wp:docPr id="876808965" name="Rectangle 6"/>
-                <wp:cNvGraphicFramePr>
-                  <a:graphicFrameLocks xmlns:a="http://schemas.openxmlformats.org/drawingml/2006/main"/>
-                </wp:cNvGraphicFramePr>
-                <a:graphic xmlns:a="http://schemas.openxmlformats.org/drawingml/2006/main">
-                  <a:graphicData uri="http://schemas.microsoft.com/office/word/2010/wordprocessingShape">
-                    <wps:wsp>
-                      <wps:cNvSpPr>
-                        <a:spLocks/>
-                      </wps:cNvSpPr>
-                      <wps:spPr>
-                        <a:xfrm>
-                          <a:off x="0" y="0"/>
-                          <a:ext cx="266700" cy="5534025"/>
-                        </a:xfrm>
-                        <a:prstGeom prst="rect">
-                          <a:avLst/>
-                        </a:prstGeom>
-                        <a:gradFill flip="none" rotWithShape="1">
-                          <a:gsLst>
-                            <a:gs pos="0">
-                              <a:srgbClr val="0070C0">
-                                <a:shade val="30000"/>
-                                <a:satMod val="115000"/>
-                              </a:srgbClr>
-                            </a:gs>
-                            <a:gs pos="50000">
-                              <a:srgbClr val="0070C0">
-                                <a:shade val="67500"/>
-                                <a:satMod val="115000"/>
-                              </a:srgbClr>
-                            </a:gs>
-                            <a:gs pos="100000">
-                              <a:srgbClr val="0070C0">
-                                <a:shade val="100000"/>
-                                <a:satMod val="115000"/>
-                              </a:srgbClr>
-                            </a:gs>
-                          </a:gsLst>
-                          <a:lin ang="16200000" scaled="1"/>
-                          <a:tileRect/>
-                        </a:gradFill>
-                        <a:ln w="25400" cap="flat" cmpd="sng" algn="ctr">
-                          <a:noFill/>
-                          <a:prstDash val="solid"/>
-                        </a:ln>
-                        <a:effectLst/>
-                      </wps:spPr>
-                      <wps:bodyPr rot="0" spcFirstLastPara="0" vertOverflow="overflow" horzOverflow="overflow" vert="horz" wrap="square" lIns="91440" tIns="45720" rIns="91440" bIns="45720" numCol="1" spcCol="0" rtlCol="0" fromWordArt="0" anchor="ctr" anchorCtr="0" forceAA="0" compatLnSpc="1">
-                        <a:prstTxWarp prst="textNoShape">
-                          <a:avLst/>
-                        </a:prstTxWarp>
-                        <a:noAutofit/>
-                      </wps:bodyPr>
-                    </wps:wsp>
-                  </a:graphicData>
-                </a:graphic>
-                <wp14:sizeRelH relativeFrom="margin">
-                  <wp14:pctWidth>0</wp14:pctWidth>
-                </wp14:sizeRelH>
-                <wp14:sizeRelV relativeFrom="margin">
-                  <wp14:pctHeight>0</wp14:pctHeight>
-                </wp14:sizeRelV>
-              </wp:anchor>
-            </w:drawing>
-          </mc:Choice>
-          <mc:Fallback>
-            <w:pict>
-              <v:rect w14:anchorId="6509A59F" id="Rectangle 6" o:spid="_x0000_s1026" style="position:absolute;margin-left:-91.55pt;margin-top:279.15pt;width:21pt;height:435.75pt;z-index:251652608;visibility:visible;mso-wrap-style:square;mso-width-percent:0;mso-height-percent:0;mso-wrap-distance-left:9pt;mso-wrap-distance-top:0;mso-wrap-distance-right:9pt;mso-wrap-distance-bottom:0;mso-position-horizontal:absolute;mso-position-horizontal-relative:text;mso-position-vertical:absolute;mso-position-vertical-relative:text;mso-width-percent:0;mso-height-percent:0;mso-width-relative:margin;mso-height-relative:margin;v-text-anchor:middle" o:gfxdata="UEsDBBQABgAIAAAAIQC2gziS/gAAAOEBAAATAAAAW0NvbnRlbnRfVHlwZXNdLnhtbJSRQU7DMBBF&#10;90jcwfIWJU67QAgl6YK0S0CoHGBkTxKLZGx5TGhvj5O2G0SRWNoz/78nu9wcxkFMGNg6quQqL6RA&#10;0s5Y6ir5vt9lD1JwBDIwOMJKHpHlpr69KfdHjyxSmriSfYz+USnWPY7AufNIadK6MEJMx9ApD/oD&#10;OlTrorhX2lFEilmcO2RdNtjC5xDF9pCuTyYBB5bi6bQ4syoJ3g9WQ0ymaiLzg5KdCXlKLjvcW893&#10;SUOqXwnz5DrgnHtJTxOsQfEKIT7DmDSUCaxw7Rqn8787ZsmRM9e2VmPeBN4uqYvTtW7jvijg9N/y&#10;JsXecLq0q+WD6m8AAAD//wMAUEsDBBQABgAIAAAAIQA4/SH/1gAAAJQBAAALAAAAX3JlbHMvLnJl&#10;bHOkkMFqwzAMhu+DvYPRfXGawxijTi+j0GvpHsDYimMaW0Yy2fr2M4PBMnrbUb/Q94l/f/hMi1qR&#10;JVI2sOt6UJgd+ZiDgffL8ekFlFSbvV0oo4EbChzGx4f9GRdb25HMsYhqlCwG5lrLq9biZkxWOiqY&#10;22YiTra2kYMu1l1tQD30/bPm3wwYN0x18gb45AdQl1tp5j/sFB2T0FQ7R0nTNEV3j6o9feQzro1i&#10;OWA14Fm+Q8a1a8+Bvu/d/dMb2JY5uiPbhG/ktn4cqGU/er3pcvwCAAD//wMAUEsDBBQABgAIAAAA&#10;IQCmW0MIwwIAACcGAAAOAAAAZHJzL2Uyb0RvYy54bWysVEtv2zAMvg/YfxB8X22neWxGkyJI0WFA&#10;1hZrh54ZWbaFyZImKnG6X19KdtKg26Eo5oMhkRQfHz/y4nLfKrYTDqXR8yQ/yxImNDel1PU8+flw&#10;/elzwtCDLkEZLebJk8DkcvHxw0VnCzEyjVGlcIycaCw6O08a722Rpsgb0QKeGSs0KSvjWvB0dXVa&#10;OujIe6vSUZZN08640jrDBSJJr3plsoj+q0pwf1tVKDxT84Ry8/Hv4n8T/uniAoragW0kH9KAd2TR&#10;gtQU9OjqCjywrZN/uWoldwZN5c+4aVNTVZKLWANVk2evqrlvwIpYC4GD9ggT/j+3/GZ3b+9cSB3t&#10;2vBfSIikncXiqAkXHGz2lWuDLSXO9hHFpyOKYu8ZJ+FoOp1lhDUn1WRyPs5GkwBzCsXhtXXovwrT&#10;snCYJ466FMGD3Rp9b3owGTAtr6VSrFKSKKKJSAlzxj9K30SIiHg9+Ejv4wtk1hBKWRSjqzcr5dgO&#10;AgmyWbYa5A2UopeeZ/T1ZEDw303Zi/N8Msgp+8FNrKTG0zDB6M2hpjMyf3eoPIR6c6zBOpL8zXVR&#10;qfUBSCU1gzDK+ZSmLURmyEGJMkAe3XqpxA9qYN82mqTYqoCO0qwjNkzG4RUH6lylwNOxtfQcdZ0w&#10;UDVtDe5d7JM2ocvRa2j/FWDTtwGNkuXAIaWDbxFHe2DLC0HDaWPKpzsX+BH6z9Dya0ne1oD+DhwN&#10;NwlpYflb+lXKUIpmOCWsMe7Pv+TBnmaOtAnraFlQ+r+34IiG6psmnn3Jx2Ny6+NlPJmN6OJONZtT&#10;jd62K0NUzGN28RjsvTocK2faR9pryxCVVKA5xe6BGi4r3y8x2oxcLJfRjDaKBb/W95YfJiLg+LB/&#10;BGeHWfM0pTfmsFigeDVyvW1AWJvl1ptKxsa+4DosB9pG/Rz0mzOsu9N7tHrZ74tnAAAA//8DAFBL&#10;AwQUAAYACAAAACEAIrZ06eUAAAAOAQAADwAAAGRycy9kb3ducmV2LnhtbEyPwU6DQBCG7ya+w2ZM&#10;vBi6bFsMpSyNNunFmDTSxl63MAIpu0vYpQWf3vGkx5n58s/3p5tRt+yKvWuskSBmITA0hS0bU0k4&#10;HnZBDMx5ZUrVWoMSJnSwye7vUpWU9mY+8Jr7ilGIcYmSUHvfJZy7okat3Mx2aOj2ZXutPI19xcte&#10;3Shct3wehs9cq8bQh1p1uK2xuOSDlrB9f9ofPl/F6nuahvytOh13NrpI+fgwvqyBeRz9Hwy/+qQO&#10;GTmd7WBKx1oJgYgXglgJURQvgBESiKWg1Zng5XwVA89S/r9G9gMAAP//AwBQSwECLQAUAAYACAAA&#10;ACEAtoM4kv4AAADhAQAAEwAAAAAAAAAAAAAAAAAAAAAAW0NvbnRlbnRfVHlwZXNdLnhtbFBLAQIt&#10;ABQABgAIAAAAIQA4/SH/1gAAAJQBAAALAAAAAAAAAAAAAAAAAC8BAABfcmVscy8ucmVsc1BLAQIt&#10;ABQABgAIAAAAIQCmW0MIwwIAACcGAAAOAAAAAAAAAAAAAAAAAC4CAABkcnMvZTJvRG9jLnhtbFBL&#10;AQItABQABgAIAAAAIQAitnTp5QAAAA4BAAAPAAAAAAAAAAAAAAAAAB0FAABkcnMvZG93bnJldi54&#10;bWxQSwUGAAAAAAQABADzAAAALwYAAAAA&#10;" fillcolor="#003f77" stroked="f" strokeweight="2pt">
-                <v:fill color2="#0072ce" rotate="t" angle="180" colors="0 #003f77;.5 #005fad;1 #0072ce" focus="100%" type="gradient"/>
-              </v:rect>
-            </w:pict>
-          </mc:Fallback>
-        </mc:AlternateContent>
-      </w:r>
+        <w:jc w:val="center"/>
+        <w:rPr>
+          <w:rFonts w:ascii="Times New Roman" w:eastAsia="Times New Roman" w:hAnsi="Times New Roman"/>
+          <w:b/>
+          <w:bCs/>
+          <w:sz w:val="28"/>
+          <w:szCs w:val="28"/>
+          <w:lang w:val="en-US"/>
+        </w:rPr>
+      </w:pPr>
     </w:p>
     <w:p>
       <w:pPr>
-        <w:rPr>
-          <w:rFonts w:cs="Calibri"/>
-          <w:sz w:val="24"/>
-          <w:szCs w:val="24"/>
-          <w:lang w:eastAsia="id-ID"/>
+        <w:spacing w:after="0" w:line="240" w:lineRule="auto"/>
+        <w:jc w:val="center"/>
+        <w:rPr>
+          <w:rFonts w:ascii="Times New Roman" w:eastAsia="Times New Roman" w:hAnsi="Times New Roman"/>
+          <w:b/>
+          <w:bCs/>
+          <w:sz w:val="28"/>
+          <w:szCs w:val="28"/>
+          <w:lang w:val="en-US"/>
         </w:rPr>
       </w:pPr>
     </w:p>
     <w:p>
       <w:pPr>
-        <w:rPr>
-          <w:rFonts w:cs="Calibri"/>
-          <w:sz w:val="24"/>
-          <w:szCs w:val="24"/>
-          <w:lang w:eastAsia="id-ID"/>
+        <w:spacing w:after="0" w:line="240" w:lineRule="auto"/>
+        <w:jc w:val="center"/>
+        <w:rPr>
+          <w:rFonts w:ascii="Times New Roman" w:eastAsia="Times New Roman" w:hAnsi="Times New Roman"/>
+          <w:b/>
+          <w:bCs/>
+          <w:sz w:val="28"/>
+          <w:szCs w:val="28"/>
+          <w:lang w:val="en-US"/>
         </w:rPr>
       </w:pPr>
     </w:p>
     <w:p>
       <w:pPr>
         <w:spacing w:after="0" w:line="240" w:lineRule="auto"/>
-        <w:rPr>
-          <w:rFonts w:ascii="Times New Roman" w:hAnsi="Times New Roman"/>
-          <w:color w:val="000000"/>
-          <w:sz w:val="24"/>
-        </w:rPr>
-      </w:pPr>
-      <w:r>
-        <w:rPr>
-          <w:rFonts w:cs="Calibri"/>
-          <w:sz w:val="24"/>
-          <w:szCs w:val="24"/>
-          <w:lang w:eastAsia="id-ID"/>
-        </w:rPr>
-        <w:tab/>
-      </w:r>
+        <w:jc w:val="center"/>
+        <w:rPr>
+          <w:rFonts w:ascii="Times New Roman" w:eastAsia="Times New Roman" w:hAnsi="Times New Roman"/>
+          <w:b/>
+          <w:bCs/>
+          <w:sz w:val="28"/>
+          <w:szCs w:val="28"/>
+          <w:lang w:val="en-US"/>
+        </w:rPr>
+      </w:pPr>
     </w:p>
     <w:p>
       <w:pPr>
-        <w:tabs>
-          <w:tab w:val="left" w:pos="5245"/>
-        </w:tabs>
-        <w:spacing w:after="0"/>
-        <w:ind w:left="4253"/>
-        <w:rPr>
-          <w:rFonts w:ascii="Times New Roman" w:hAnsi="Times New Roman"/>
-          <w:color w:val="000000"/>
-          <w:sz w:val="24"/>
-        </w:rPr>
-      </w:pPr>
-      <w:r>
-        <w:rPr>
-          <w:rFonts w:ascii="Times New Roman" w:hAnsi="Times New Roman"/>
-          <w:color w:val="000000"/>
-          <w:sz w:val="24"/>
-        </w:rPr>
-        <w:t xml:space="preserve">    </w:t>
-      </w:r>
-      <w:r>
-        <w:rPr>
-          <w:rFonts w:ascii="Times New Roman" w:hAnsi="Times New Roman"/>
-          <w:color w:val="000000"/>
-          <w:sz w:val="24"/>
-        </w:rPr>
-        <w:tab/>
-      </w:r>
-      <w:r>
-        <w:rPr>
-          <w:rFonts w:ascii="Times New Roman" w:hAnsi="Times New Roman"/>
-          <w:color w:val="000000"/>
-          <w:sz w:val="24"/>
-        </w:rPr>
-        <w:tab/>
-      </w:r>
+        <w:spacing w:after="0" w:line="240" w:lineRule="auto"/>
+        <w:jc w:val="center"/>
+        <w:rPr>
+          <w:rFonts w:ascii="Times New Roman" w:eastAsia="Times New Roman" w:hAnsi="Times New Roman"/>
+          <w:b/>
+          <w:bCs/>
+          <w:sz w:val="28"/>
+          <w:szCs w:val="28"/>
+          <w:lang w:val="en-US"/>
+        </w:rPr>
+      </w:pPr>
+    </w:p>
+    <w:p>
+      <w:pPr>
+        <w:spacing w:after="0" w:line="240" w:lineRule="auto"/>
+        <w:jc w:val="center"/>
+        <w:rPr>
+          <w:rFonts w:ascii="Times New Roman" w:eastAsia="Times New Roman" w:hAnsi="Times New Roman"/>
+          <w:b/>
+          <w:bCs/>
+          <w:sz w:val="28"/>
+          <w:szCs w:val="28"/>
+          <w:lang w:val="en-US"/>
+        </w:rPr>
+      </w:pPr>
     </w:p>
     <w:p>
       <w:pPr>
@@ -1067,8 +195,17 @@
           <w:rFonts w:ascii="Times New Roman" w:eastAsia="Times New Roman" w:hAnsi="Times New Roman"/>
           <w:lang w:val="en-US"/>
         </w:rPr>
-        <w:t>Nama Mahasiswa</w:t>
-      </w:r>
+        <w:t xml:space="preserve">Nama </w:t>
+      </w:r>
+      <w:proofErr w:type="spellStart"/>
+      <w:r>
+        <w:rPr>
+          <w:rFonts w:ascii="Times New Roman" w:eastAsia="Times New Roman" w:hAnsi="Times New Roman"/>
+          <w:lang w:val="en-US"/>
+        </w:rPr>
+        <w:t>Mahasiswa</w:t>
+      </w:r>
+      <w:proofErr w:type="spellEnd"/>
       <w:r>
         <w:rPr>
           <w:rFonts w:ascii="Times New Roman" w:eastAsia="Times New Roman" w:hAnsi="Times New Roman"/>
@@ -1156,8 +293,17 @@
           <w:rFonts w:ascii="Times New Roman" w:eastAsia="Times New Roman" w:hAnsi="Times New Roman"/>
           <w:lang w:val="en-US"/>
         </w:rPr>
-        <w:t>Hari/Tanggal</w:t>
-      </w:r>
+        <w:t>Hari/</w:t>
+      </w:r>
+      <w:proofErr w:type="spellStart"/>
+      <w:r>
+        <w:rPr>
+          <w:rFonts w:ascii="Times New Roman" w:eastAsia="Times New Roman" w:hAnsi="Times New Roman"/>
+          <w:lang w:val="en-US"/>
+        </w:rPr>
+        <w:t>Tanggal</w:t>
+      </w:r>
+      <w:proofErr w:type="spellEnd"/>
       <w:r>
         <w:rPr>
           <w:rFonts w:ascii="Times New Roman" w:eastAsia="Times New Roman" w:hAnsi="Times New Roman"/>
@@ -1178,7 +324,23 @@
           <w:rFonts w:ascii="Times New Roman" w:eastAsia="Times New Roman" w:hAnsi="Times New Roman"/>
           <w:lang w:val="en-US"/>
         </w:rPr>
-        <w:t>${hari_tanggal}</w:t>
+        <w:t>${</w:t>
+      </w:r>
+      <w:proofErr w:type="spellStart"/>
+      <w:r>
+        <w:rPr>
+          <w:rFonts w:ascii="Times New Roman" w:eastAsia="Times New Roman" w:hAnsi="Times New Roman"/>
+          <w:lang w:val="en-US"/>
+        </w:rPr>
+        <w:t>hari_tanggal</w:t>
+      </w:r>
+      <w:proofErr w:type="spellEnd"/>
+      <w:r>
+        <w:rPr>
+          <w:rFonts w:ascii="Times New Roman" w:eastAsia="Times New Roman" w:hAnsi="Times New Roman"/>
+          <w:lang w:val="en-US"/>
+        </w:rPr>
+        <w:t>}</w:t>
       </w:r>
     </w:p>
     <w:p>
@@ -1201,8 +363,17 @@
           <w:rFonts w:ascii="Times New Roman" w:eastAsia="Times New Roman" w:hAnsi="Times New Roman"/>
           <w:lang w:val="en-US"/>
         </w:rPr>
-        <w:t>Waktu/Tempat</w:t>
-      </w:r>
+        <w:t>Waktu/</w:t>
+      </w:r>
+      <w:proofErr w:type="spellStart"/>
+      <w:r>
+        <w:rPr>
+          <w:rFonts w:ascii="Times New Roman" w:eastAsia="Times New Roman" w:hAnsi="Times New Roman"/>
+          <w:lang w:val="en-US"/>
+        </w:rPr>
+        <w:t>Tempat</w:t>
+      </w:r>
+      <w:proofErr w:type="spellEnd"/>
       <w:r>
         <w:rPr>
           <w:rFonts w:ascii="Times New Roman" w:eastAsia="Times New Roman" w:hAnsi="Times New Roman"/>
@@ -1223,7 +394,23 @@
           <w:rFonts w:ascii="Times New Roman" w:eastAsia="Times New Roman" w:hAnsi="Times New Roman"/>
           <w:lang w:val="en-US"/>
         </w:rPr>
-        <w:t>${waktu_tempat}</w:t>
+        <w:t>${</w:t>
+      </w:r>
+      <w:proofErr w:type="spellStart"/>
+      <w:r>
+        <w:rPr>
+          <w:rFonts w:ascii="Times New Roman" w:eastAsia="Times New Roman" w:hAnsi="Times New Roman"/>
+          <w:lang w:val="en-US"/>
+        </w:rPr>
+        <w:t>waktu_tempat</w:t>
+      </w:r>
+      <w:proofErr w:type="spellEnd"/>
+      <w:r>
+        <w:rPr>
+          <w:rFonts w:ascii="Times New Roman" w:eastAsia="Times New Roman" w:hAnsi="Times New Roman"/>
+          <w:lang w:val="en-US"/>
+        </w:rPr>
+        <w:t>}</w:t>
       </w:r>
     </w:p>
     <w:p>
@@ -1241,12 +428,21 @@
           <w:lang w:val="en-US"/>
         </w:rPr>
       </w:pPr>
-      <w:r>
-        <w:rPr>
-          <w:rFonts w:ascii="Times New Roman" w:eastAsia="Times New Roman" w:hAnsi="Times New Roman"/>
-          <w:lang w:val="en-US"/>
-        </w:rPr>
-        <w:t xml:space="preserve">Judul </w:t>
+      <w:proofErr w:type="spellStart"/>
+      <w:r>
+        <w:rPr>
+          <w:rFonts w:ascii="Times New Roman" w:eastAsia="Times New Roman" w:hAnsi="Times New Roman"/>
+          <w:lang w:val="en-US"/>
+        </w:rPr>
+        <w:t>Judul</w:t>
+      </w:r>
+      <w:proofErr w:type="spellEnd"/>
+      <w:r>
+        <w:rPr>
+          <w:rFonts w:ascii="Times New Roman" w:eastAsia="Times New Roman" w:hAnsi="Times New Roman"/>
+          <w:lang w:val="en-US"/>
+        </w:rPr>
+        <w:t xml:space="preserve"> </w:t>
       </w:r>
       <w:r>
         <w:rPr>
@@ -1275,7 +471,23 @@
           <w:rFonts w:ascii="Times New Roman" w:eastAsia="Times New Roman" w:hAnsi="Times New Roman"/>
           <w:lang w:val="en-US"/>
         </w:rPr>
-        <w:t>${judul}</w:t>
+        <w:t>${</w:t>
+      </w:r>
+      <w:proofErr w:type="spellStart"/>
+      <w:r>
+        <w:rPr>
+          <w:rFonts w:ascii="Times New Roman" w:eastAsia="Times New Roman" w:hAnsi="Times New Roman"/>
+          <w:lang w:val="en-US"/>
+        </w:rPr>
+        <w:t>judul</w:t>
+      </w:r>
+      <w:proofErr w:type="spellEnd"/>
+      <w:r>
+        <w:rPr>
+          <w:rFonts w:ascii="Times New Roman" w:eastAsia="Times New Roman" w:hAnsi="Times New Roman"/>
+          <w:lang w:val="en-US"/>
+        </w:rPr>
+        <w:t>}</w:t>
       </w:r>
     </w:p>
     <w:p>
@@ -1338,6 +550,7 @@
         </w:rPr>
         <w:t xml:space="preserve">Daftar Nilai </w:t>
       </w:r>
+      <w:proofErr w:type="spellStart"/>
       <w:r>
         <w:rPr>
           <w:rFonts w:ascii="Times New Roman" w:eastAsia="Times New Roman" w:hAnsi="Times New Roman"/>
@@ -1348,6 +561,7 @@
         </w:rPr>
         <w:t>Kolokium</w:t>
       </w:r>
+      <w:proofErr w:type="spellEnd"/>
       <w:r>
         <w:rPr>
           <w:rFonts w:ascii="Times New Roman" w:eastAsia="Times New Roman" w:hAnsi="Times New Roman"/>
@@ -1403,7 +617,7 @@
                     </pic:cNvPicPr>
                   </pic:nvPicPr>
                   <pic:blipFill>
-                    <a:blip r:embed="rId8">
+                    <a:blip r:embed="rId5">
                       <a:extLst>
                         <a:ext uri="{28A0092B-C50C-407E-A947-70E740481C1C}">
                           <a14:useLocalDpi xmlns:a14="http://schemas.microsoft.com/office/drawing/2010/main" val="0"/>
@@ -1587,6 +801,7 @@
                 <w:lang w:val="en-US"/>
               </w:rPr>
             </w:pPr>
+            <w:proofErr w:type="spellStart"/>
             <w:r>
               <w:rPr>
                 <w:rFonts w:ascii="Times New Roman" w:eastAsia="Times New Roman" w:hAnsi="Times New Roman"/>
@@ -1596,6 +811,7 @@
               </w:rPr>
               <w:t>Bobot</w:t>
             </w:r>
+            <w:proofErr w:type="spellEnd"/>
           </w:p>
           <w:p>
             <w:pPr>
@@ -1641,8 +857,19 @@
                 <w:szCs w:val="24"/>
                 <w:lang w:val="en-US"/>
               </w:rPr>
-              <w:t>Nilai x Bobot</w:t>
+              <w:t xml:space="preserve">Nilai x </w:t>
             </w:r>
+            <w:proofErr w:type="spellStart"/>
+            <w:r>
+              <w:rPr>
+                <w:rFonts w:ascii="Times New Roman" w:eastAsia="Times New Roman" w:hAnsi="Times New Roman"/>
+                <w:sz w:val="24"/>
+                <w:szCs w:val="24"/>
+                <w:lang w:val="en-US"/>
+              </w:rPr>
+              <w:t>Bobot</w:t>
+            </w:r>
+            <w:proofErr w:type="spellEnd"/>
           </w:p>
         </w:tc>
       </w:tr>
@@ -1699,7 +926,29 @@
                 <w:szCs w:val="24"/>
                 <w:lang w:val="en-US"/>
               </w:rPr>
-              <w:t>${nama_pembimbing_utama}</w:t>
+              <w:t>${</w:t>
+            </w:r>
+            <w:proofErr w:type="spellStart"/>
+            <w:r>
+              <w:rPr>
+                <w:rFonts w:ascii="Times New Roman" w:eastAsia="Times New Roman" w:hAnsi="Times New Roman"/>
+                <w:bCs/>
+                <w:sz w:val="24"/>
+                <w:szCs w:val="24"/>
+                <w:lang w:val="en-US"/>
+              </w:rPr>
+              <w:t>nama_pembimbing_utama</w:t>
+            </w:r>
+            <w:proofErr w:type="spellEnd"/>
+            <w:r>
+              <w:rPr>
+                <w:rFonts w:ascii="Times New Roman" w:eastAsia="Times New Roman" w:hAnsi="Times New Roman"/>
+                <w:bCs/>
+                <w:sz w:val="24"/>
+                <w:szCs w:val="24"/>
+                <w:lang w:val="en-US"/>
+              </w:rPr>
+              <w:t>}</w:t>
             </w:r>
           </w:p>
         </w:tc>
@@ -1718,6 +967,7 @@
                 <w:lang w:val="en-US"/>
               </w:rPr>
             </w:pPr>
+            <w:proofErr w:type="spellStart"/>
             <w:r>
               <w:rPr>
                 <w:rFonts w:ascii="Times New Roman" w:eastAsia="Times New Roman" w:hAnsi="Times New Roman"/>
@@ -1725,7 +975,17 @@
                 <w:szCs w:val="24"/>
                 <w:lang w:val="en-US"/>
               </w:rPr>
-              <w:t>Pembimbing Utama</w:t>
+              <w:t>Pembimbing</w:t>
+            </w:r>
+            <w:proofErr w:type="spellEnd"/>
+            <w:r>
+              <w:rPr>
+                <w:rFonts w:ascii="Times New Roman" w:eastAsia="Times New Roman" w:hAnsi="Times New Roman"/>
+                <w:sz w:val="24"/>
+                <w:szCs w:val="24"/>
+                <w:lang w:val="en-US"/>
+              </w:rPr>
+              <w:t xml:space="preserve"> Utama</w:t>
             </w:r>
           </w:p>
         </w:tc>
@@ -1864,7 +1124,29 @@
                 <w:szCs w:val="24"/>
                 <w:lang w:val="en-US"/>
               </w:rPr>
-              <w:t>${nama_pembimbing_anggota}</w:t>
+              <w:t>${</w:t>
+            </w:r>
+            <w:proofErr w:type="spellStart"/>
+            <w:r>
+              <w:rPr>
+                <w:rFonts w:ascii="Times New Roman" w:eastAsia="Times New Roman" w:hAnsi="Times New Roman"/>
+                <w:bCs/>
+                <w:sz w:val="24"/>
+                <w:szCs w:val="24"/>
+                <w:lang w:val="en-US"/>
+              </w:rPr>
+              <w:t>nama_pembimbing_anggota</w:t>
+            </w:r>
+            <w:proofErr w:type="spellEnd"/>
+            <w:r>
+              <w:rPr>
+                <w:rFonts w:ascii="Times New Roman" w:eastAsia="Times New Roman" w:hAnsi="Times New Roman"/>
+                <w:bCs/>
+                <w:sz w:val="24"/>
+                <w:szCs w:val="24"/>
+                <w:lang w:val="en-US"/>
+              </w:rPr>
+              <w:t>}</w:t>
             </w:r>
           </w:p>
         </w:tc>
@@ -1883,6 +1165,7 @@
                 <w:lang w:val="en-US"/>
               </w:rPr>
             </w:pPr>
+            <w:proofErr w:type="spellStart"/>
             <w:r>
               <w:rPr>
                 <w:rFonts w:ascii="Times New Roman" w:eastAsia="Times New Roman" w:hAnsi="Times New Roman"/>
@@ -1890,8 +1173,29 @@
                 <w:szCs w:val="24"/>
                 <w:lang w:val="en-US"/>
               </w:rPr>
-              <w:t>Pembimbing Anggota</w:t>
+              <w:t>Pembimbing</w:t>
             </w:r>
+            <w:proofErr w:type="spellEnd"/>
+            <w:r>
+              <w:rPr>
+                <w:rFonts w:ascii="Times New Roman" w:eastAsia="Times New Roman" w:hAnsi="Times New Roman"/>
+                <w:sz w:val="24"/>
+                <w:szCs w:val="24"/>
+                <w:lang w:val="en-US"/>
+              </w:rPr>
+              <w:t xml:space="preserve"> </w:t>
+            </w:r>
+            <w:proofErr w:type="spellStart"/>
+            <w:r>
+              <w:rPr>
+                <w:rFonts w:ascii="Times New Roman" w:eastAsia="Times New Roman" w:hAnsi="Times New Roman"/>
+                <w:sz w:val="24"/>
+                <w:szCs w:val="24"/>
+                <w:lang w:val="en-US"/>
+              </w:rPr>
+              <w:t>Anggota</w:t>
+            </w:r>
+            <w:proofErr w:type="spellEnd"/>
           </w:p>
         </w:tc>
         <w:tc>
@@ -2003,7 +1307,27 @@
                 <w:szCs w:val="24"/>
                 <w:lang w:val="en-US"/>
               </w:rPr>
-              <w:t>${nama_moderator}</w:t>
+              <w:t>${</w:t>
+            </w:r>
+            <w:proofErr w:type="spellStart"/>
+            <w:r>
+              <w:rPr>
+                <w:rFonts w:ascii="Times New Roman" w:eastAsia="Times New Roman" w:hAnsi="Times New Roman"/>
+                <w:sz w:val="24"/>
+                <w:szCs w:val="24"/>
+                <w:lang w:val="en-US"/>
+              </w:rPr>
+              <w:t>nama_moderator</w:t>
+            </w:r>
+            <w:proofErr w:type="spellEnd"/>
+            <w:r>
+              <w:rPr>
+                <w:rFonts w:ascii="Times New Roman" w:eastAsia="Times New Roman" w:hAnsi="Times New Roman"/>
+                <w:sz w:val="24"/>
+                <w:szCs w:val="24"/>
+                <w:lang w:val="en-US"/>
+              </w:rPr>
+              <w:t>}</w:t>
             </w:r>
           </w:p>
         </w:tc>
@@ -2030,6 +1354,7 @@
               </w:rPr>
               <w:t xml:space="preserve">Moderator </w:t>
             </w:r>
+            <w:proofErr w:type="spellStart"/>
             <w:r>
               <w:rPr>
                 <w:rFonts w:ascii="Times New Roman" w:eastAsia="Times New Roman" w:hAnsi="Times New Roman"/>
@@ -2039,6 +1364,7 @@
               </w:rPr>
               <w:t>Kolokium</w:t>
             </w:r>
+            <w:proofErr w:type="spellEnd"/>
           </w:p>
         </w:tc>
         <w:tc>
@@ -2130,7 +1456,29 @@
                 <w:szCs w:val="24"/>
                 <w:lang w:val="en-US"/>
               </w:rPr>
-              <w:t>Nilai Akhir (Hasil Pembobotan)</w:t>
+              <w:t xml:space="preserve">Nilai Akhir (Hasil </w:t>
+            </w:r>
+            <w:proofErr w:type="spellStart"/>
+            <w:r>
+              <w:rPr>
+                <w:rFonts w:ascii="Times New Roman" w:eastAsia="Times New Roman" w:hAnsi="Times New Roman"/>
+                <w:b/>
+                <w:sz w:val="24"/>
+                <w:szCs w:val="24"/>
+                <w:lang w:val="en-US"/>
+              </w:rPr>
+              <w:t>Pembobotan</w:t>
+            </w:r>
+            <w:proofErr w:type="spellEnd"/>
+            <w:r>
+              <w:rPr>
+                <w:rFonts w:ascii="Times New Roman" w:eastAsia="Times New Roman" w:hAnsi="Times New Roman"/>
+                <w:b/>
+                <w:sz w:val="24"/>
+                <w:szCs w:val="24"/>
+                <w:lang w:val="en-US"/>
+              </w:rPr>
+              <w:t>)</w:t>
             </w:r>
           </w:p>
         </w:tc>
@@ -2190,7 +1538,47 @@
           <w:szCs w:val="24"/>
           <w:lang w:val="en-US"/>
         </w:rPr>
-        <w:t>Keputusan: Mendapatkan Huruf Mutu</w:t>
+        <w:t xml:space="preserve">Keputusan: </w:t>
+      </w:r>
+      <w:proofErr w:type="spellStart"/>
+      <w:r>
+        <w:rPr>
+          <w:rFonts w:ascii="Times New Roman" w:eastAsia="Times New Roman" w:hAnsi="Times New Roman"/>
+          <w:sz w:val="24"/>
+          <w:szCs w:val="24"/>
+          <w:lang w:val="en-US"/>
+        </w:rPr>
+        <w:t>Mendapatkan</w:t>
+      </w:r>
+      <w:proofErr w:type="spellEnd"/>
+      <w:r>
+        <w:rPr>
+          <w:rFonts w:ascii="Times New Roman" w:eastAsia="Times New Roman" w:hAnsi="Times New Roman"/>
+          <w:sz w:val="24"/>
+          <w:szCs w:val="24"/>
+          <w:lang w:val="en-US"/>
+        </w:rPr>
+        <w:t xml:space="preserve"> </w:t>
+      </w:r>
+      <w:proofErr w:type="spellStart"/>
+      <w:r>
+        <w:rPr>
+          <w:rFonts w:ascii="Times New Roman" w:eastAsia="Times New Roman" w:hAnsi="Times New Roman"/>
+          <w:sz w:val="24"/>
+          <w:szCs w:val="24"/>
+          <w:lang w:val="en-US"/>
+        </w:rPr>
+        <w:t>Huruf</w:t>
+      </w:r>
+      <w:proofErr w:type="spellEnd"/>
+      <w:r>
+        <w:rPr>
+          <w:rFonts w:ascii="Times New Roman" w:eastAsia="Times New Roman" w:hAnsi="Times New Roman"/>
+          <w:sz w:val="24"/>
+          <w:szCs w:val="24"/>
+          <w:lang w:val="en-US"/>
+        </w:rPr>
+        <w:t xml:space="preserve"> Mutu</w:t>
       </w:r>
       <w:r>
         <w:rPr>
@@ -2208,8 +1596,19 @@
           <w:szCs w:val="24"/>
           <w:lang w:val="en-US"/>
         </w:rPr>
-        <w:t>……..</w:t>
-      </w:r>
+        <w:t>…</w:t>
+      </w:r>
+      <w:proofErr w:type="gramStart"/>
+      <w:r>
+        <w:rPr>
+          <w:rFonts w:ascii="Times New Roman" w:eastAsia="Times New Roman" w:hAnsi="Times New Roman"/>
+          <w:sz w:val="24"/>
+          <w:szCs w:val="24"/>
+          <w:lang w:val="en-US"/>
+        </w:rPr>
+        <w:t>…..</w:t>
+      </w:r>
+      <w:proofErr w:type="gramEnd"/>
     </w:p>
     <w:p>
       <w:pPr>
@@ -2249,8 +1648,9 @@
           <w:szCs w:val="24"/>
           <w:lang w:val="en-US"/>
         </w:rPr>
-        <w:t xml:space="preserve">Tanda tangan Tim Penilai </w:t>
-      </w:r>
+        <w:t xml:space="preserve">Tanda </w:t>
+      </w:r>
+      <w:proofErr w:type="spellStart"/>
       <w:r>
         <w:rPr>
           <w:rFonts w:ascii="Times New Roman" w:eastAsia="Times New Roman" w:hAnsi="Times New Roman"/>
@@ -2259,8 +1659,31 @@
           <w:szCs w:val="24"/>
           <w:lang w:val="en-US"/>
         </w:rPr>
+        <w:t>tangan</w:t>
+      </w:r>
+      <w:proofErr w:type="spellEnd"/>
+      <w:r>
+        <w:rPr>
+          <w:rFonts w:ascii="Times New Roman" w:eastAsia="Times New Roman" w:hAnsi="Times New Roman"/>
+          <w:b/>
+          <w:sz w:val="24"/>
+          <w:szCs w:val="24"/>
+          <w:lang w:val="en-US"/>
+        </w:rPr>
+        <w:t xml:space="preserve"> Tim Penilai </w:t>
+      </w:r>
+      <w:proofErr w:type="spellStart"/>
+      <w:r>
+        <w:rPr>
+          <w:rFonts w:ascii="Times New Roman" w:eastAsia="Times New Roman" w:hAnsi="Times New Roman"/>
+          <w:b/>
+          <w:sz w:val="24"/>
+          <w:szCs w:val="24"/>
+          <w:lang w:val="en-US"/>
+        </w:rPr>
         <w:t>Kolokium</w:t>
       </w:r>
+      <w:proofErr w:type="spellEnd"/>
     </w:p>
     <w:p>
       <w:pPr>
@@ -2278,14 +1701,25 @@
           <w:lang w:val="en-US"/>
         </w:rPr>
       </w:pPr>
-      <w:r>
-        <w:rPr>
-          <w:rFonts w:ascii="Times New Roman" w:eastAsia="Times New Roman" w:hAnsi="Times New Roman"/>
-          <w:sz w:val="24"/>
-          <w:szCs w:val="24"/>
-          <w:lang w:val="en-US"/>
-        </w:rPr>
-        <w:t>Pembimbing Utama</w:t>
+      <w:proofErr w:type="spellStart"/>
+      <w:r>
+        <w:rPr>
+          <w:rFonts w:ascii="Times New Roman" w:eastAsia="Times New Roman" w:hAnsi="Times New Roman"/>
+          <w:sz w:val="24"/>
+          <w:szCs w:val="24"/>
+          <w:lang w:val="en-US"/>
+        </w:rPr>
+        <w:t>Pembimbing</w:t>
+      </w:r>
+      <w:proofErr w:type="spellEnd"/>
+      <w:r>
+        <w:rPr>
+          <w:rFonts w:ascii="Times New Roman" w:eastAsia="Times New Roman" w:hAnsi="Times New Roman"/>
+          <w:sz w:val="24"/>
+          <w:szCs w:val="24"/>
+          <w:lang w:val="en-US"/>
+        </w:rPr>
+        <w:t xml:space="preserve"> Utama</w:t>
       </w:r>
       <w:r>
         <w:rPr>
@@ -2304,8 +1738,19 @@
           <w:szCs w:val="24"/>
           <w:lang w:val="en-US"/>
         </w:rPr>
-        <w:t xml:space="preserve"> …………………..</w:t>
-      </w:r>
+        <w:t xml:space="preserve"> ………………</w:t>
+      </w:r>
+      <w:proofErr w:type="gramStart"/>
+      <w:r>
+        <w:rPr>
+          <w:rFonts w:ascii="Times New Roman" w:eastAsia="Times New Roman" w:hAnsi="Times New Roman"/>
+          <w:sz w:val="24"/>
+          <w:szCs w:val="24"/>
+          <w:lang w:val="en-US"/>
+        </w:rPr>
+        <w:t>…..</w:t>
+      </w:r>
+      <w:proofErr w:type="gramEnd"/>
     </w:p>
     <w:p>
       <w:pPr>
@@ -2323,15 +1768,37 @@
           <w:lang w:val="en-US"/>
         </w:rPr>
       </w:pPr>
-      <w:r>
-        <w:rPr>
-          <w:rFonts w:ascii="Times New Roman" w:eastAsia="Times New Roman" w:hAnsi="Times New Roman"/>
-          <w:sz w:val="24"/>
-          <w:szCs w:val="24"/>
-          <w:lang w:val="en-US"/>
-        </w:rPr>
-        <w:t>Pembimbing Anggota</w:t>
-      </w:r>
+      <w:proofErr w:type="spellStart"/>
+      <w:r>
+        <w:rPr>
+          <w:rFonts w:ascii="Times New Roman" w:eastAsia="Times New Roman" w:hAnsi="Times New Roman"/>
+          <w:sz w:val="24"/>
+          <w:szCs w:val="24"/>
+          <w:lang w:val="en-US"/>
+        </w:rPr>
+        <w:t>Pembimbing</w:t>
+      </w:r>
+      <w:proofErr w:type="spellEnd"/>
+      <w:r>
+        <w:rPr>
+          <w:rFonts w:ascii="Times New Roman" w:eastAsia="Times New Roman" w:hAnsi="Times New Roman"/>
+          <w:sz w:val="24"/>
+          <w:szCs w:val="24"/>
+          <w:lang w:val="en-US"/>
+        </w:rPr>
+        <w:t xml:space="preserve"> </w:t>
+      </w:r>
+      <w:proofErr w:type="spellStart"/>
+      <w:r>
+        <w:rPr>
+          <w:rFonts w:ascii="Times New Roman" w:eastAsia="Times New Roman" w:hAnsi="Times New Roman"/>
+          <w:sz w:val="24"/>
+          <w:szCs w:val="24"/>
+          <w:lang w:val="en-US"/>
+        </w:rPr>
+        <w:t>Anggota</w:t>
+      </w:r>
+      <w:proofErr w:type="spellEnd"/>
       <w:r>
         <w:rPr>
           <w:rFonts w:ascii="Times New Roman" w:eastAsia="Times New Roman" w:hAnsi="Times New Roman"/>
@@ -2376,6 +1843,7 @@
         </w:rPr>
         <w:t xml:space="preserve">Moderator </w:t>
       </w:r>
+      <w:proofErr w:type="spellStart"/>
       <w:r>
         <w:rPr>
           <w:rFonts w:ascii="Times New Roman" w:eastAsia="Times New Roman" w:hAnsi="Times New Roman"/>
@@ -2385,6 +1853,7 @@
         </w:rPr>
         <w:t>Kolokium</w:t>
       </w:r>
+      <w:proofErr w:type="spellEnd"/>
       <w:r>
         <w:rPr>
           <w:rFonts w:ascii="Times New Roman" w:eastAsia="Times New Roman" w:hAnsi="Times New Roman"/>
@@ -2402,8 +1871,19 @@
           <w:szCs w:val="24"/>
           <w:lang w:val="en-US"/>
         </w:rPr>
-        <w:t xml:space="preserve"> …………………..</w:t>
-      </w:r>
+        <w:t xml:space="preserve"> ………………</w:t>
+      </w:r>
+      <w:proofErr w:type="gramStart"/>
+      <w:r>
+        <w:rPr>
+          <w:rFonts w:ascii="Times New Roman" w:eastAsia="Times New Roman" w:hAnsi="Times New Roman"/>
+          <w:sz w:val="24"/>
+          <w:szCs w:val="24"/>
+          <w:lang w:val="en-US"/>
+        </w:rPr>
+        <w:t>…..</w:t>
+      </w:r>
+      <w:proofErr w:type="gramEnd"/>
     </w:p>
     <w:p>
       <w:pPr>
@@ -2434,14 +1914,25 @@
           <w:lang w:val="en-US"/>
         </w:rPr>
       </w:pPr>
-      <w:r>
-        <w:rPr>
-          <w:rFonts w:ascii="Times New Roman" w:eastAsia="Times New Roman" w:hAnsi="Times New Roman"/>
-          <w:sz w:val="24"/>
-          <w:szCs w:val="24"/>
-          <w:lang w:val="en-US"/>
-        </w:rPr>
-        <w:t>Mengesahkan,</w:t>
+      <w:proofErr w:type="spellStart"/>
+      <w:r>
+        <w:rPr>
+          <w:rFonts w:ascii="Times New Roman" w:eastAsia="Times New Roman" w:hAnsi="Times New Roman"/>
+          <w:sz w:val="24"/>
+          <w:szCs w:val="24"/>
+          <w:lang w:val="en-US"/>
+        </w:rPr>
+        <w:t>Mengesahkan</w:t>
+      </w:r>
+      <w:proofErr w:type="spellEnd"/>
+      <w:r>
+        <w:rPr>
+          <w:rFonts w:ascii="Times New Roman" w:eastAsia="Times New Roman" w:hAnsi="Times New Roman"/>
+          <w:sz w:val="24"/>
+          <w:szCs w:val="24"/>
+          <w:lang w:val="en-US"/>
+        </w:rPr>
+        <w:t>,</w:t>
       </w:r>
     </w:p>
     <w:p>
@@ -2456,14 +1947,25 @@
           <w:lang w:val="en-US"/>
         </w:rPr>
       </w:pPr>
-      <w:r>
-        <w:rPr>
-          <w:rFonts w:ascii="Times New Roman" w:eastAsia="Times New Roman" w:hAnsi="Times New Roman"/>
-          <w:sz w:val="24"/>
-          <w:szCs w:val="24"/>
-          <w:lang w:val="en-US"/>
-        </w:rPr>
-        <w:t>Ketua,</w:t>
+      <w:proofErr w:type="spellStart"/>
+      <w:r>
+        <w:rPr>
+          <w:rFonts w:ascii="Times New Roman" w:eastAsia="Times New Roman" w:hAnsi="Times New Roman"/>
+          <w:sz w:val="24"/>
+          <w:szCs w:val="24"/>
+          <w:lang w:val="en-US"/>
+        </w:rPr>
+        <w:t>Ketua</w:t>
+      </w:r>
+      <w:proofErr w:type="spellEnd"/>
+      <w:r>
+        <w:rPr>
+          <w:rFonts w:ascii="Times New Roman" w:eastAsia="Times New Roman" w:hAnsi="Times New Roman"/>
+          <w:sz w:val="24"/>
+          <w:szCs w:val="24"/>
+          <w:lang w:val="en-US"/>
+        </w:rPr>
+        <w:t>,</w:t>
       </w:r>
     </w:p>
     <w:p>
@@ -2535,8 +2037,49 @@
           <w:u w:val="single"/>
           <w:lang w:val="en-US"/>
         </w:rPr>
-        <w:t>Dr. Ati Dwi Nurhayati S.Hut., M.Si</w:t>
-      </w:r>
+        <w:t xml:space="preserve">Dr. Ati Dwi Nurhayati </w:t>
+      </w:r>
+      <w:proofErr w:type="spellStart"/>
+      <w:proofErr w:type="gramStart"/>
+      <w:r>
+        <w:rPr>
+          <w:rFonts w:ascii="Times New Roman" w:eastAsia="Times New Roman" w:hAnsi="Times New Roman"/>
+          <w:b/>
+          <w:sz w:val="24"/>
+          <w:szCs w:val="24"/>
+          <w:u w:val="single"/>
+          <w:lang w:val="en-US"/>
+        </w:rPr>
+        <w:t>S.Hut</w:t>
+      </w:r>
+      <w:proofErr w:type="spellEnd"/>
+      <w:proofErr w:type="gramEnd"/>
+      <w:r>
+        <w:rPr>
+          <w:rFonts w:ascii="Times New Roman" w:eastAsia="Times New Roman" w:hAnsi="Times New Roman"/>
+          <w:b/>
+          <w:sz w:val="24"/>
+          <w:szCs w:val="24"/>
+          <w:u w:val="single"/>
+          <w:lang w:val="en-US"/>
+        </w:rPr>
+        <w:t xml:space="preserve">., </w:t>
+      </w:r>
+      <w:proofErr w:type="spellStart"/>
+      <w:proofErr w:type="gramStart"/>
+      <w:r>
+        <w:rPr>
+          <w:rFonts w:ascii="Times New Roman" w:eastAsia="Times New Roman" w:hAnsi="Times New Roman"/>
+          <w:b/>
+          <w:sz w:val="24"/>
+          <w:szCs w:val="24"/>
+          <w:u w:val="single"/>
+          <w:lang w:val="en-US"/>
+        </w:rPr>
+        <w:t>M.Si</w:t>
+      </w:r>
+      <w:proofErr w:type="spellEnd"/>
+      <w:proofErr w:type="gramEnd"/>
     </w:p>
     <w:p>
       <w:pPr>
@@ -2583,14 +2126,25 @@
           <w:lang w:val="en-US"/>
         </w:rPr>
       </w:pPr>
-      <w:r>
-        <w:rPr>
-          <w:rFonts w:ascii="Times New Roman" w:eastAsia="Times New Roman" w:hAnsi="Times New Roman"/>
-          <w:sz w:val="24"/>
-          <w:szCs w:val="24"/>
-          <w:lang w:val="en-US"/>
-        </w:rPr>
-        <w:t xml:space="preserve">Catatan: </w:t>
+      <w:proofErr w:type="spellStart"/>
+      <w:r>
+        <w:rPr>
+          <w:rFonts w:ascii="Times New Roman" w:eastAsia="Times New Roman" w:hAnsi="Times New Roman"/>
+          <w:sz w:val="24"/>
+          <w:szCs w:val="24"/>
+          <w:lang w:val="en-US"/>
+        </w:rPr>
+        <w:t>Catatan</w:t>
+      </w:r>
+      <w:proofErr w:type="spellEnd"/>
+      <w:r>
+        <w:rPr>
+          <w:rFonts w:ascii="Times New Roman" w:eastAsia="Times New Roman" w:hAnsi="Times New Roman"/>
+          <w:sz w:val="24"/>
+          <w:szCs w:val="24"/>
+          <w:lang w:val="en-US"/>
+        </w:rPr>
+        <w:t xml:space="preserve">: </w:t>
       </w:r>
     </w:p>
     <w:p>
@@ -2611,8 +2165,39 @@
           <w:szCs w:val="20"/>
           <w:lang w:val="en-US"/>
         </w:rPr>
-        <w:t>*) Coret yang tidak perlu</w:t>
-      </w:r>
+        <w:t xml:space="preserve">*) Coret yang </w:t>
+      </w:r>
+      <w:proofErr w:type="spellStart"/>
+      <w:r>
+        <w:rPr>
+          <w:rFonts w:ascii="Times New Roman" w:eastAsia="Times New Roman" w:hAnsi="Times New Roman"/>
+          <w:sz w:val="20"/>
+          <w:szCs w:val="20"/>
+          <w:lang w:val="en-US"/>
+        </w:rPr>
+        <w:t>tidak</w:t>
+      </w:r>
+      <w:proofErr w:type="spellEnd"/>
+      <w:r>
+        <w:rPr>
+          <w:rFonts w:ascii="Times New Roman" w:eastAsia="Times New Roman" w:hAnsi="Times New Roman"/>
+          <w:sz w:val="20"/>
+          <w:szCs w:val="20"/>
+          <w:lang w:val="en-US"/>
+        </w:rPr>
+        <w:t xml:space="preserve"> </w:t>
+      </w:r>
+      <w:proofErr w:type="spellStart"/>
+      <w:r>
+        <w:rPr>
+          <w:rFonts w:ascii="Times New Roman" w:eastAsia="Times New Roman" w:hAnsi="Times New Roman"/>
+          <w:sz w:val="20"/>
+          <w:szCs w:val="20"/>
+          <w:lang w:val="en-US"/>
+        </w:rPr>
+        <w:t>perlu</w:t>
+      </w:r>
+      <w:proofErr w:type="spellEnd"/>
     </w:p>
     <w:p>
       <w:pPr>
@@ -2632,7 +2217,87 @@
           <w:szCs w:val="20"/>
           <w:lang w:val="en-US"/>
         </w:rPr>
-        <w:t xml:space="preserve">1.  Selang nilai dari setiap Dosen Tim Penilai: 0 – 100 </w:t>
+        <w:t xml:space="preserve">1.  </w:t>
+      </w:r>
+      <w:proofErr w:type="spellStart"/>
+      <w:r>
+        <w:rPr>
+          <w:rFonts w:ascii="Times New Roman" w:eastAsia="Times New Roman" w:hAnsi="Times New Roman"/>
+          <w:sz w:val="20"/>
+          <w:szCs w:val="20"/>
+          <w:lang w:val="en-US"/>
+        </w:rPr>
+        <w:t>Selang</w:t>
+      </w:r>
+      <w:proofErr w:type="spellEnd"/>
+      <w:r>
+        <w:rPr>
+          <w:rFonts w:ascii="Times New Roman" w:eastAsia="Times New Roman" w:hAnsi="Times New Roman"/>
+          <w:sz w:val="20"/>
+          <w:szCs w:val="20"/>
+          <w:lang w:val="en-US"/>
+        </w:rPr>
+        <w:t xml:space="preserve"> </w:t>
+      </w:r>
+      <w:proofErr w:type="spellStart"/>
+      <w:r>
+        <w:rPr>
+          <w:rFonts w:ascii="Times New Roman" w:eastAsia="Times New Roman" w:hAnsi="Times New Roman"/>
+          <w:sz w:val="20"/>
+          <w:szCs w:val="20"/>
+          <w:lang w:val="en-US"/>
+        </w:rPr>
+        <w:t>nilai</w:t>
+      </w:r>
+      <w:proofErr w:type="spellEnd"/>
+      <w:r>
+        <w:rPr>
+          <w:rFonts w:ascii="Times New Roman" w:eastAsia="Times New Roman" w:hAnsi="Times New Roman"/>
+          <w:sz w:val="20"/>
+          <w:szCs w:val="20"/>
+          <w:lang w:val="en-US"/>
+        </w:rPr>
+        <w:t xml:space="preserve"> </w:t>
+      </w:r>
+      <w:proofErr w:type="spellStart"/>
+      <w:r>
+        <w:rPr>
+          <w:rFonts w:ascii="Times New Roman" w:eastAsia="Times New Roman" w:hAnsi="Times New Roman"/>
+          <w:sz w:val="20"/>
+          <w:szCs w:val="20"/>
+          <w:lang w:val="en-US"/>
+        </w:rPr>
+        <w:t>dari</w:t>
+      </w:r>
+      <w:proofErr w:type="spellEnd"/>
+      <w:r>
+        <w:rPr>
+          <w:rFonts w:ascii="Times New Roman" w:eastAsia="Times New Roman" w:hAnsi="Times New Roman"/>
+          <w:sz w:val="20"/>
+          <w:szCs w:val="20"/>
+          <w:lang w:val="en-US"/>
+        </w:rPr>
+        <w:t xml:space="preserve"> </w:t>
+      </w:r>
+      <w:proofErr w:type="spellStart"/>
+      <w:r>
+        <w:rPr>
+          <w:rFonts w:ascii="Times New Roman" w:eastAsia="Times New Roman" w:hAnsi="Times New Roman"/>
+          <w:sz w:val="20"/>
+          <w:szCs w:val="20"/>
+          <w:lang w:val="en-US"/>
+        </w:rPr>
+        <w:t>setiap</w:t>
+      </w:r>
+      <w:proofErr w:type="spellEnd"/>
+      <w:r>
+        <w:rPr>
+          <w:rFonts w:ascii="Times New Roman" w:eastAsia="Times New Roman" w:hAnsi="Times New Roman"/>
+          <w:sz w:val="20"/>
+          <w:szCs w:val="20"/>
+          <w:lang w:val="en-US"/>
+        </w:rPr>
+        <w:t xml:space="preserve"> Dosen Tim Penilai: 0 – 100 </w:t>
       </w:r>
     </w:p>
     <w:p>
@@ -2652,7 +2317,7 @@
           <w:lang w:val="en-US"/>
         </w:rPr>
         <w:drawing>
-          <wp:anchor distT="0" distB="0" distL="114300" distR="114300" simplePos="0" relativeHeight="251662848" behindDoc="0" locked="0" layoutInCell="1" allowOverlap="1" wp14:anchorId="289268F3" wp14:editId="18113977">
+          <wp:anchor distT="0" distB="0" distL="114300" distR="114300" simplePos="0" relativeHeight="251662848" behindDoc="0" locked="0" layoutInCell="1" allowOverlap="1" wp14:anchorId="289268F3" wp14:editId="384BA2EB">
             <wp:simplePos x="0" y="0"/>
             <wp:positionH relativeFrom="column">
               <wp:posOffset>6170295</wp:posOffset>
@@ -2677,7 +2342,7 @@
                     </pic:cNvPicPr>
                   </pic:nvPicPr>
                   <pic:blipFill>
-                    <a:blip r:embed="rId9" cstate="print">
+                    <a:blip r:embed="rId6" cstate="print">
                       <a:extLst>
                         <a:ext uri="{28A0092B-C50C-407E-A947-70E740481C1C}">
                           <a14:useLocalDpi xmlns:a14="http://schemas.microsoft.com/office/drawing/2010/main" val="0"/>
@@ -2721,8 +2386,9 @@
           <w:szCs w:val="20"/>
           <w:lang w:val="en-US"/>
         </w:rPr>
-        <w:t xml:space="preserve">2.  Selang nilai </w:t>
-      </w:r>
+        <w:t>2</w:t>
+      </w:r>
+      <w:proofErr w:type="gramStart"/>
       <w:r>
         <w:rPr>
           <w:rFonts w:ascii="Times New Roman" w:eastAsia="Times New Roman" w:hAnsi="Times New Roman"/>
@@ -2730,8 +2396,60 @@
           <w:szCs w:val="20"/>
           <w:lang w:val="en-US"/>
         </w:rPr>
+        <w:t xml:space="preserve">.  </w:t>
+      </w:r>
+      <w:proofErr w:type="spellStart"/>
+      <w:r>
+        <w:rPr>
+          <w:rFonts w:ascii="Times New Roman" w:eastAsia="Times New Roman" w:hAnsi="Times New Roman"/>
+          <w:sz w:val="20"/>
+          <w:szCs w:val="20"/>
+          <w:lang w:val="en-US"/>
+        </w:rPr>
+        <w:t>Selang</w:t>
+      </w:r>
+      <w:proofErr w:type="spellEnd"/>
+      <w:proofErr w:type="gramEnd"/>
+      <w:r>
+        <w:rPr>
+          <w:rFonts w:ascii="Times New Roman" w:eastAsia="Times New Roman" w:hAnsi="Times New Roman"/>
+          <w:sz w:val="20"/>
+          <w:szCs w:val="20"/>
+          <w:lang w:val="en-US"/>
+        </w:rPr>
+        <w:t xml:space="preserve"> </w:t>
+      </w:r>
+      <w:proofErr w:type="spellStart"/>
+      <w:r>
+        <w:rPr>
+          <w:rFonts w:ascii="Times New Roman" w:eastAsia="Times New Roman" w:hAnsi="Times New Roman"/>
+          <w:sz w:val="20"/>
+          <w:szCs w:val="20"/>
+          <w:lang w:val="en-US"/>
+        </w:rPr>
+        <w:t>nilai</w:t>
+      </w:r>
+      <w:proofErr w:type="spellEnd"/>
+      <w:r>
+        <w:rPr>
+          <w:rFonts w:ascii="Times New Roman" w:eastAsia="Times New Roman" w:hAnsi="Times New Roman"/>
+          <w:sz w:val="20"/>
+          <w:szCs w:val="20"/>
+          <w:lang w:val="en-US"/>
+        </w:rPr>
+        <w:t xml:space="preserve"> </w:t>
+      </w:r>
+      <w:proofErr w:type="spellStart"/>
+      <w:r>
+        <w:rPr>
+          <w:rFonts w:ascii="Times New Roman" w:eastAsia="Times New Roman" w:hAnsi="Times New Roman"/>
+          <w:sz w:val="20"/>
+          <w:szCs w:val="20"/>
+          <w:lang w:val="en-US"/>
+        </w:rPr>
         <w:t>kolokium</w:t>
       </w:r>
+      <w:proofErr w:type="spellEnd"/>
       <w:r>
         <w:rPr>
           <w:rFonts w:ascii="Times New Roman" w:eastAsia="Times New Roman" w:hAnsi="Times New Roman"/>
@@ -2862,7 +2580,7 @@
                     </pic:cNvPicPr>
                   </pic:nvPicPr>
                   <pic:blipFill>
-                    <a:blip r:embed="rId10">
+                    <a:blip r:embed="rId7">
                       <a:extLst>
                         <a:ext uri="{28A0092B-C50C-407E-A947-70E740481C1C}">
                           <a14:useLocalDpi xmlns:a14="http://schemas.microsoft.com/office/drawing/2010/main" val="0"/>
@@ -2930,7 +2648,7 @@
                     </pic:cNvPicPr>
                   </pic:nvPicPr>
                   <pic:blipFill>
-                    <a:blip r:embed="rId11">
+                    <a:blip r:embed="rId8">
                       <a:extLst>
                         <a:ext uri="{28A0092B-C50C-407E-A947-70E740481C1C}">
                           <a14:useLocalDpi xmlns:a14="http://schemas.microsoft.com/office/drawing/2010/main" val="0"/>
@@ -3052,7 +2770,7 @@
               </wp:anchor>
             </w:drawing>
           </mc:Choice>
-          <mc:Fallback>
+          <mc:Fallback xmlns:w16cei="http://schemas.microsoft.com/office/word/2026/wordml/cei">
             <w:pict>
               <v:rect w14:anchorId="2FC4659C" id="Rectangle 6" o:spid="_x0000_s1026" style="position:absolute;margin-left:-91.55pt;margin-top:279.15pt;width:21pt;height:435.75pt;z-index:251658752;visibility:visible;mso-wrap-style:square;mso-width-percent:0;mso-height-percent:0;mso-wrap-distance-left:9pt;mso-wrap-distance-top:0;mso-wrap-distance-right:9pt;mso-wrap-distance-bottom:0;mso-position-horizontal:absolute;mso-position-horizontal-relative:text;mso-position-vertical:absolute;mso-position-vertical-relative:text;mso-width-percent:0;mso-height-percent:0;mso-width-relative:margin;mso-height-relative:margin;v-text-anchor:middle" o:gfxdata="UEsDBBQABgAIAAAAIQC2gziS/gAAAOEBAAATAAAAW0NvbnRlbnRfVHlwZXNdLnhtbJSRQU7DMBBF&#10;90jcwfIWJU67QAgl6YK0S0CoHGBkTxKLZGx5TGhvj5O2G0SRWNoz/78nu9wcxkFMGNg6quQqL6RA&#10;0s5Y6ir5vt9lD1JwBDIwOMJKHpHlpr69KfdHjyxSmriSfYz+USnWPY7AufNIadK6MEJMx9ApD/oD&#10;OlTrorhX2lFEilmcO2RdNtjC5xDF9pCuTyYBB5bi6bQ4syoJ3g9WQ0ymaiLzg5KdCXlKLjvcW893&#10;SUOqXwnz5DrgnHtJTxOsQfEKIT7DmDSUCaxw7Rqn8787ZsmRM9e2VmPeBN4uqYvTtW7jvijg9N/y&#10;JsXecLq0q+WD6m8AAAD//wMAUEsDBBQABgAIAAAAIQA4/SH/1gAAAJQBAAALAAAAX3JlbHMvLnJl&#10;bHOkkMFqwzAMhu+DvYPRfXGawxijTi+j0GvpHsDYimMaW0Yy2fr2M4PBMnrbUb/Q94l/f/hMi1qR&#10;JVI2sOt6UJgd+ZiDgffL8ekFlFSbvV0oo4EbChzGx4f9GRdb25HMsYhqlCwG5lrLq9biZkxWOiqY&#10;22YiTra2kYMu1l1tQD30/bPm3wwYN0x18gb45AdQl1tp5j/sFB2T0FQ7R0nTNEV3j6o9feQzro1i&#10;OWA14Fm+Q8a1a8+Bvu/d/dMb2JY5uiPbhG/ktn4cqGU/er3pcvwCAAD//wMAUEsDBBQABgAIAAAA&#10;IQCmW0MIwwIAACcGAAAOAAAAZHJzL2Uyb0RvYy54bWysVEtv2zAMvg/YfxB8X22neWxGkyJI0WFA&#10;1hZrh54ZWbaFyZImKnG6X19KdtKg26Eo5oMhkRQfHz/y4nLfKrYTDqXR8yQ/yxImNDel1PU8+flw&#10;/elzwtCDLkEZLebJk8DkcvHxw0VnCzEyjVGlcIycaCw6O08a722Rpsgb0QKeGSs0KSvjWvB0dXVa&#10;OujIe6vSUZZN08640jrDBSJJr3plsoj+q0pwf1tVKDxT84Ry8/Hv4n8T/uniAoragW0kH9KAd2TR&#10;gtQU9OjqCjywrZN/uWoldwZN5c+4aVNTVZKLWANVk2evqrlvwIpYC4GD9ggT/j+3/GZ3b+9cSB3t&#10;2vBfSIikncXiqAkXHGz2lWuDLSXO9hHFpyOKYu8ZJ+FoOp1lhDUn1WRyPs5GkwBzCsXhtXXovwrT&#10;snCYJ466FMGD3Rp9b3owGTAtr6VSrFKSKKKJSAlzxj9K30SIiHg9+Ejv4wtk1hBKWRSjqzcr5dgO&#10;AgmyWbYa5A2UopeeZ/T1ZEDw303Zi/N8Msgp+8FNrKTG0zDB6M2hpjMyf3eoPIR6c6zBOpL8zXVR&#10;qfUBSCU1gzDK+ZSmLURmyEGJMkAe3XqpxA9qYN82mqTYqoCO0qwjNkzG4RUH6lylwNOxtfQcdZ0w&#10;UDVtDe5d7JM2ocvRa2j/FWDTtwGNkuXAIaWDbxFHe2DLC0HDaWPKpzsX+BH6z9Dya0ne1oD+DhwN&#10;NwlpYflb+lXKUIpmOCWsMe7Pv+TBnmaOtAnraFlQ+r+34IiG6psmnn3Jx2Ny6+NlPJmN6OJONZtT&#10;jd62K0NUzGN28RjsvTocK2faR9pryxCVVKA5xe6BGi4r3y8x2oxcLJfRjDaKBb/W95YfJiLg+LB/&#10;BGeHWfM0pTfmsFigeDVyvW1AWJvl1ptKxsa+4DosB9pG/Rz0mzOsu9N7tHrZ74tnAAAA//8DAFBL&#10;AwQUAAYACAAAACEAIrZ06eUAAAAOAQAADwAAAGRycy9kb3ducmV2LnhtbEyPwU6DQBCG7ya+w2ZM&#10;vBi6bFsMpSyNNunFmDTSxl63MAIpu0vYpQWf3vGkx5n58s/3p5tRt+yKvWuskSBmITA0hS0bU0k4&#10;HnZBDMx5ZUrVWoMSJnSwye7vUpWU9mY+8Jr7ilGIcYmSUHvfJZy7okat3Mx2aOj2ZXutPI19xcte&#10;3Shct3wehs9cq8bQh1p1uK2xuOSDlrB9f9ofPl/F6nuahvytOh13NrpI+fgwvqyBeRz9Hwy/+qQO&#10;GTmd7WBKx1oJgYgXglgJURQvgBESiKWg1Zng5XwVA89S/r9G9gMAAP//AwBQSwECLQAUAAYACAAA&#10;ACEAtoM4kv4AAADhAQAAEwAAAAAAAAAAAAAAAAAAAAAAW0NvbnRlbnRfVHlwZXNdLnhtbFBLAQIt&#10;ABQABgAIAAAAIQA4/SH/1gAAAJQBAAALAAAAAAAAAAAAAAAAAC8BAABfcmVscy8ucmVsc1BLAQIt&#10;ABQABgAIAAAAIQCmW0MIwwIAACcGAAAOAAAAAAAAAAAAAAAAAC4CAABkcnMvZTJvRG9jLnhtbFBL&#10;AQItABQABgAIAAAAIQAitnTp5QAAAA4BAAAPAAAAAAAAAAAAAAAAAB0FAABkcnMvZG93bnJldi54&#10;bWxQSwUGAAAAAAQABADzAAAALwYAAAAA&#10;" fillcolor="#003f77" stroked="f" strokeweight="2pt">
                 <v:fill color2="#0072ce" rotate="t" angle="180" colors="0 #003f77;.5 #005fad;1 #0072ce" focus="100%" type="gradient"/>
@@ -3145,7 +2863,7 @@
               </wp:anchor>
             </w:drawing>
           </mc:Choice>
-          <mc:Fallback>
+          <mc:Fallback xmlns:w16cei="http://schemas.microsoft.com/office/word/2026/wordml/cei">
             <w:pict>
               <v:rect w14:anchorId="35859828" id="Rectangle 6" o:spid="_x0000_s1026" style="position:absolute;margin-left:-91.55pt;margin-top:279.15pt;width:21pt;height:435.75pt;z-index:251657728;visibility:visible;mso-wrap-style:square;mso-width-percent:0;mso-height-percent:0;mso-wrap-distance-left:9pt;mso-wrap-distance-top:0;mso-wrap-distance-right:9pt;mso-wrap-distance-bottom:0;mso-position-horizontal:absolute;mso-position-horizontal-relative:text;mso-position-vertical:absolute;mso-position-vertical-relative:text;mso-width-percent:0;mso-height-percent:0;mso-width-relative:margin;mso-height-relative:margin;v-text-anchor:middle" o:gfxdata="UEsDBBQABgAIAAAAIQC2gziS/gAAAOEBAAATAAAAW0NvbnRlbnRfVHlwZXNdLnhtbJSRQU7DMBBF&#10;90jcwfIWJU67QAgl6YK0S0CoHGBkTxKLZGx5TGhvj5O2G0SRWNoz/78nu9wcxkFMGNg6quQqL6RA&#10;0s5Y6ir5vt9lD1JwBDIwOMJKHpHlpr69KfdHjyxSmriSfYz+USnWPY7AufNIadK6MEJMx9ApD/oD&#10;OlTrorhX2lFEilmcO2RdNtjC5xDF9pCuTyYBB5bi6bQ4syoJ3g9WQ0ymaiLzg5KdCXlKLjvcW893&#10;SUOqXwnz5DrgnHtJTxOsQfEKIT7DmDSUCaxw7Rqn8787ZsmRM9e2VmPeBN4uqYvTtW7jvijg9N/y&#10;JsXecLq0q+WD6m8AAAD//wMAUEsDBBQABgAIAAAAIQA4/SH/1gAAAJQBAAALAAAAX3JlbHMvLnJl&#10;bHOkkMFqwzAMhu+DvYPRfXGawxijTi+j0GvpHsDYimMaW0Yy2fr2M4PBMnrbUb/Q94l/f/hMi1qR&#10;JVI2sOt6UJgd+ZiDgffL8ekFlFSbvV0oo4EbChzGx4f9GRdb25HMsYhqlCwG5lrLq9biZkxWOiqY&#10;22YiTra2kYMu1l1tQD30/bPm3wwYN0x18gb45AdQl1tp5j/sFB2T0FQ7R0nTNEV3j6o9feQzro1i&#10;OWA14Fm+Q8a1a8+Bvu/d/dMb2JY5uiPbhG/ktn4cqGU/er3pcvwCAAD//wMAUEsDBBQABgAIAAAA&#10;IQCmW0MIwwIAACcGAAAOAAAAZHJzL2Uyb0RvYy54bWysVEtv2zAMvg/YfxB8X22neWxGkyJI0WFA&#10;1hZrh54ZWbaFyZImKnG6X19KdtKg26Eo5oMhkRQfHz/y4nLfKrYTDqXR8yQ/yxImNDel1PU8+flw&#10;/elzwtCDLkEZLebJk8DkcvHxw0VnCzEyjVGlcIycaCw6O08a722Rpsgb0QKeGSs0KSvjWvB0dXVa&#10;OujIe6vSUZZN08640jrDBSJJr3plsoj+q0pwf1tVKDxT84Ry8/Hv4n8T/uniAoragW0kH9KAd2TR&#10;gtQU9OjqCjywrZN/uWoldwZN5c+4aVNTVZKLWANVk2evqrlvwIpYC4GD9ggT/j+3/GZ3b+9cSB3t&#10;2vBfSIikncXiqAkXHGz2lWuDLSXO9hHFpyOKYu8ZJ+FoOp1lhDUn1WRyPs5GkwBzCsXhtXXovwrT&#10;snCYJ466FMGD3Rp9b3owGTAtr6VSrFKSKKKJSAlzxj9K30SIiHg9+Ejv4wtk1hBKWRSjqzcr5dgO&#10;AgmyWbYa5A2UopeeZ/T1ZEDw303Zi/N8Msgp+8FNrKTG0zDB6M2hpjMyf3eoPIR6c6zBOpL8zXVR&#10;qfUBSCU1gzDK+ZSmLURmyEGJMkAe3XqpxA9qYN82mqTYqoCO0qwjNkzG4RUH6lylwNOxtfQcdZ0w&#10;UDVtDe5d7JM2ocvRa2j/FWDTtwGNkuXAIaWDbxFHe2DLC0HDaWPKpzsX+BH6z9Dya0ne1oD+DhwN&#10;NwlpYflb+lXKUIpmOCWsMe7Pv+TBnmaOtAnraFlQ+r+34IiG6psmnn3Jx2Ny6+NlPJmN6OJONZtT&#10;jd62K0NUzGN28RjsvTocK2faR9pryxCVVKA5xe6BGi4r3y8x2oxcLJfRjDaKBb/W95YfJiLg+LB/&#10;BGeHWfM0pTfmsFigeDVyvW1AWJvl1ptKxsa+4DosB9pG/Rz0mzOsu9N7tHrZ74tnAAAA//8DAFBL&#10;AwQUAAYACAAAACEAIrZ06eUAAAAOAQAADwAAAGRycy9kb3ducmV2LnhtbEyPwU6DQBCG7ya+w2ZM&#10;vBi6bFsMpSyNNunFmDTSxl63MAIpu0vYpQWf3vGkx5n58s/3p5tRt+yKvWuskSBmITA0hS0bU0k4&#10;HnZBDMx5ZUrVWoMSJnSwye7vUpWU9mY+8Jr7ilGIcYmSUHvfJZy7okat3Mx2aOj2ZXutPI19xcte&#10;3Shct3wehs9cq8bQh1p1uK2xuOSDlrB9f9ofPl/F6nuahvytOh13NrpI+fgwvqyBeRz9Hwy/+qQO&#10;GTmd7WBKx1oJgYgXglgJURQvgBESiKWg1Zng5XwVA89S/r9G9gMAAP//AwBQSwECLQAUAAYACAAA&#10;ACEAtoM4kv4AAADhAQAAEwAAAAAAAAAAAAAAAAAAAAAAW0NvbnRlbnRfVHlwZXNdLnhtbFBLAQIt&#10;ABQABgAIAAAAIQA4/SH/1gAAAJQBAAALAAAAAAAAAAAAAAAAAC8BAABfcmVscy8ucmVsc1BLAQIt&#10;ABQABgAIAAAAIQCmW0MIwwIAACcGAAAOAAAAAAAAAAAAAAAAAC4CAABkcnMvZTJvRG9jLnhtbFBL&#10;AQItABQABgAIAAAAIQAitnTp5QAAAA4BAAAPAAAAAAAAAAAAAAAAAB0FAABkcnMvZG93bnJldi54&#10;bWxQSwUGAAAAAAQABADzAAAALwYAAAAA&#10;" fillcolor="#003f77" stroked="f" strokeweight="2pt">
                 <v:fill color2="#0072ce" rotate="t" angle="180" colors="0 #003f77;.5 #005fad;1 #0072ce" focus="100%" type="gradient"/>
@@ -3166,7 +2884,7 @@
 </file>
 
 <file path=word/numbering.xml><?xml version="1.0" encoding="utf-8"?>
-<w:numbering xmlns:wpc="http://schemas.microsoft.com/office/word/2010/wordprocessingCanvas" xmlns:cx="http://schemas.microsoft.com/office/drawing/2014/chartex" xmlns:cx1="http://schemas.microsoft.com/office/drawing/2015/9/8/chartex" xmlns:cx2="http://schemas.microsoft.com/office/drawing/2015/10/21/chartex" xmlns:cx3="http://schemas.microsoft.com/office/drawing/2016/5/9/chartex" xmlns:cx4="http://schemas.microsoft.com/office/drawing/2016/5/10/chartex" xmlns:cx5="http://schemas.microsoft.com/office/drawing/2016/5/11/chartex" xmlns:cx6="http://schemas.microsoft.com/office/drawing/2016/5/12/chartex" xmlns:cx7="http://schemas.microsoft.com/office/drawing/2016/5/13/chartex" xmlns:cx8="http://schemas.microsoft.com/office/drawing/2016/5/14/chartex" xmlns:mc="http://schemas.openxmlformats.org/markup-compatibility/2006" xmlns:aink="http://schemas.microsoft.com/office/drawing/2016/ink" xmlns:am3d="http://schemas.microsoft.com/office/drawing/2017/model3d" xmlns:o="urn:schemas-microsoft-com:office:office" xmlns:oel="http://schemas.microsoft.com/office/2019/extlst" xmlns:r="http://schemas.openxmlformats.org/officeDocument/2006/relationships" xmlns:m="http://schemas.openxmlformats.org/officeDocument/2006/math" xmlns:v="urn:schemas-microsoft-com:vml" xmlns:wp14="http://schemas.microsoft.com/office/word/2010/wordprocessingDrawing" xmlns:wp="http://schemas.openxmlformats.org/drawingml/2006/wordprocessingDrawing" xmlns:w10="urn:schemas-microsoft-com:office:word" xmlns:w="http://schemas.openxmlformats.org/wordprocessingml/2006/main" xmlns:w14="http://schemas.microsoft.com/office/word/2010/wordml" xmlns:w15="http://schemas.microsoft.com/office/word/2012/wordml" xmlns:w16cei="http://schemas.microsoft.com/office/word/2026/wordml/cei" xmlns:w16cex="http://schemas.microsoft.com/office/word/2018/wordml/cex" xmlns:w16cid="http://schemas.microsoft.com/office/word/2016/wordml/cid" xmlns:w16="http://schemas.microsoft.com/office/word/2018/wordml" xmlns:w16du="http://schemas.microsoft.com/office/word/2023/wordml/word16du" xmlns:w16sdtdh="http://schemas.microsoft.com/office/word/2020/wordml/sdtdatahash" xmlns:w16sdtfl="http://schemas.microsoft.com/office/word/2024/wordml/sdtformatlock" xmlns:w16se="http://schemas.microsoft.com/office/word/2015/wordml/symex" xmlns:wpg="http://schemas.microsoft.com/office/word/2010/wordprocessingGroup" xmlns:wpi="http://schemas.microsoft.com/office/word/2010/wordprocessingInk" xmlns:wne="http://schemas.microsoft.com/office/word/2006/wordml" xmlns:wps="http://schemas.microsoft.com/office/word/2010/wordprocessingShape" mc:Ignorable="w14 w15 w16se w16cid w16 w16cex w16sdtdh w16sdtfl w16du wp14">
+<w:numbering xmlns:wpc="http://schemas.microsoft.com/office/word/2010/wordprocessingCanvas" xmlns:cx="http://schemas.microsoft.com/office/drawing/2014/chartex" xmlns:cx1="http://schemas.microsoft.com/office/drawing/2015/9/8/chartex" xmlns:cx2="http://schemas.microsoft.com/office/drawing/2015/10/21/chartex" xmlns:cx3="http://schemas.microsoft.com/office/drawing/2016/5/9/chartex" xmlns:cx4="http://schemas.microsoft.com/office/drawing/2016/5/10/chartex" xmlns:cx5="http://schemas.microsoft.com/office/drawing/2016/5/11/chartex" xmlns:cx6="http://schemas.microsoft.com/office/drawing/2016/5/12/chartex" xmlns:cx7="http://schemas.microsoft.com/office/drawing/2016/5/13/chartex" xmlns:cx8="http://schemas.microsoft.com/office/drawing/2016/5/14/chartex" xmlns:mc="http://schemas.openxmlformats.org/markup-compatibility/2006" xmlns:aink="http://schemas.microsoft.com/office/drawing/2016/ink" xmlns:am3d="http://schemas.microsoft.com/office/drawing/2017/model3d" xmlns:o="urn:schemas-microsoft-com:office:office" xmlns:oel="http://schemas.microsoft.com/office/2019/extlst" xmlns:r="http://schemas.openxmlformats.org/officeDocument/2006/relationships" xmlns:m="http://schemas.openxmlformats.org/officeDocument/2006/math" xmlns:v="urn:schemas-microsoft-com:vml" xmlns:wp14="http://schemas.microsoft.com/office/word/2010/wordprocessingDrawing" xmlns:wp="http://schemas.openxmlformats.org/drawingml/2006/wordprocessingDrawing" xmlns:w10="urn:schemas-microsoft-com:office:word" xmlns:w="http://schemas.openxmlformats.org/wordprocessingml/2006/main" xmlns:w14="http://schemas.microsoft.com/office/word/2010/wordml" xmlns:w15="http://schemas.microsoft.com/office/word/2012/wordml" xmlns:w16cex="http://schemas.microsoft.com/office/word/2018/wordml/cex" xmlns:w16cid="http://schemas.microsoft.com/office/word/2016/wordml/cid" xmlns:w16="http://schemas.microsoft.com/office/word/2018/wordml" xmlns:w16du="http://schemas.microsoft.com/office/word/2023/wordml/word16du" xmlns:w16sdtdh="http://schemas.microsoft.com/office/word/2020/wordml/sdtdatahash" xmlns:w16sdtfl="http://schemas.microsoft.com/office/word/2024/wordml/sdtformatlock" xmlns:w16se="http://schemas.microsoft.com/office/word/2015/wordml/symex" xmlns:wpg="http://schemas.microsoft.com/office/word/2010/wordprocessingGroup" xmlns:wpi="http://schemas.microsoft.com/office/word/2010/wordprocessingInk" xmlns:wne="http://schemas.microsoft.com/office/word/2006/wordml" xmlns:wps="http://schemas.microsoft.com/office/word/2010/wordprocessingShape" mc:Ignorable="w14 w15 w16se w16cid w16 w16cex w16sdtdh w16sdtfl w16du wp14">
   <w:abstractNum w:abstractNumId="0" w15:restartNumberingAfterBreak="0">
     <w:nsid w:val="160025B6"/>
     <w:multiLevelType w:val="hybridMultilevel"/>
@@ -4837,13 +4555,13 @@
       <w:lang w:val="id-ID"/>
     </w:rPr>
   </w:style>
-  <w:style w:type="character" w:default="1" w:styleId="DefaultParagraphFont">
+  <w:style w:type="character" w:default="1" w:styleId="FontParagrafDefault">
     <w:name w:val="Default Paragraph Font"/>
     <w:uiPriority w:val="1"/>
     <w:semiHidden/>
     <w:unhideWhenUsed/>
   </w:style>
-  <w:style w:type="table" w:default="1" w:styleId="TableNormal">
+  <w:style w:type="table" w:default="1" w:styleId="TabelNormal">
     <w:name w:val="Normal Table"/>
     <w:uiPriority w:val="99"/>
     <w:semiHidden/>
@@ -4858,13 +4576,13 @@
       </w:tblCellMar>
     </w:tblPr>
   </w:style>
-  <w:style w:type="numbering" w:default="1" w:styleId="NoList">
+  <w:style w:type="numbering" w:default="1" w:styleId="TidakAdaDaftar">
     <w:name w:val="No List"/>
     <w:uiPriority w:val="99"/>
     <w:semiHidden/>
     <w:unhideWhenUsed/>
   </w:style>
-  <w:style w:type="paragraph" w:styleId="ListParagraph">
+  <w:style w:type="paragraph" w:styleId="DaftarParagraf">
     <w:name w:val="List Paragraph"/>
     <w:basedOn w:val="Normal"/>
     <w:uiPriority w:val="34"/>
@@ -4885,10 +4603,10 @@
       <w:u w:val="single"/>
     </w:rPr>
   </w:style>
-  <w:style w:type="paragraph" w:styleId="BalloonText">
+  <w:style w:type="paragraph" w:styleId="TeksBalon">
     <w:name w:val="Balloon Text"/>
     <w:basedOn w:val="Normal"/>
-    <w:link w:val="BalloonTextChar"/>
+    <w:link w:val="TeksBalonKAR"/>
     <w:uiPriority w:val="99"/>
     <w:semiHidden/>
     <w:unhideWhenUsed/>
@@ -4902,9 +4620,9 @@
       <w:szCs w:val="16"/>
     </w:rPr>
   </w:style>
-  <w:style w:type="character" w:customStyle="1" w:styleId="BalloonTextChar">
-    <w:name w:val="Balloon Text Char"/>
-    <w:link w:val="BalloonText"/>
+  <w:style w:type="character" w:customStyle="1" w:styleId="TeksBalonKAR">
+    <w:name w:val="Teks Balon KAR"/>
+    <w:link w:val="TeksBalon"/>
     <w:uiPriority w:val="99"/>
     <w:semiHidden/>
     <w:rsid w:val="007731F1"/>
@@ -4914,7 +4632,7 @@
       <w:szCs w:val="16"/>
     </w:rPr>
   </w:style>
-  <w:style w:type="paragraph" w:styleId="NoSpacing">
+  <w:style w:type="paragraph" w:styleId="TidakAdaSpasi">
     <w:name w:val="No Spacing"/>
     <w:uiPriority w:val="1"/>
     <w:qFormat/>
@@ -4927,8 +4645,8 @@
   </w:style>
   <w:style w:type="table" w:customStyle="1" w:styleId="TableGrid1">
     <w:name w:val="Table Grid1"/>
-    <w:basedOn w:val="TableNormal"/>
-    <w:next w:val="TableGrid"/>
+    <w:basedOn w:val="TabelNormal"/>
+    <w:next w:val="KisiTabel"/>
     <w:uiPriority w:val="39"/>
     <w:rsid w:val="00EA3211"/>
     <w:rPr>
@@ -4946,9 +4664,9 @@
       </w:tblBorders>
     </w:tblPr>
   </w:style>
-  <w:style w:type="table" w:styleId="TableGrid">
+  <w:style w:type="table" w:styleId="KisiTabel">
     <w:name w:val="Table Grid"/>
-    <w:basedOn w:val="TableNormal"/>
+    <w:basedOn w:val="TabelNormal"/>
     <w:uiPriority w:val="59"/>
     <w:rsid w:val="00EA3211"/>
     <w:tblPr>
